--- a/tests/GoldTeam_TestPlan_Reservation.docx
+++ b/tests/GoldTeam_TestPlan_Reservation.docx
@@ -8,7 +8,7 @@
         <w:tblpPr w:vertAnchor="margin" w:horzAnchor="margin" w:leftFromText="180" w:rightFromText="180" w:tblpX="0" w:tblpY="435"/>
         <w:tblW w:w="12950" w:type="dxa"/>
         <w:jc w:val="left"/>
-        <w:tblInd w:w="-5" w:type="dxa"/>
+        <w:tblInd w:w="108" w:type="dxa"/>
         <w:tblLayout w:type="fixed"/>
         <w:tblCellMar>
           <w:top w:w="0" w:type="dxa"/>
@@ -35,6 +35,7 @@
             <w:pPr>
               <w:pStyle w:val="NoSpacing"/>
               <w:widowControl/>
+              <w:suppressAutoHyphens w:val="true"/>
               <w:spacing w:before="80" w:after="80"/>
               <w:jc w:val="left"/>
               <w:rPr>
@@ -87,6 +88,7 @@
             <w:pPr>
               <w:pStyle w:val="NoSpacing"/>
               <w:widowControl/>
+              <w:suppressAutoHyphens w:val="true"/>
               <w:spacing w:before="80" w:after="80"/>
               <w:jc w:val="left"/>
               <w:rPr>
@@ -97,11 +99,9 @@
             </w:pPr>
             <w:r>
               <w:rPr>
-                <w:rFonts w:eastAsia="Calibri" w:cs="Arial" w:ascii="Arial" w:hAnsi="Arial"/>
-                <w:kern w:val="0"/>
-                <w:sz w:val="20"/>
-                <w:szCs w:val="20"/>
-                <w:lang w:val="en-US" w:eastAsia="en-US" w:bidi="ar-SA"/>
+                <w:rFonts w:cs="Arial" w:ascii="Arial" w:hAnsi="Arial"/>
+                <w:sz w:val="20"/>
+                <w:szCs w:val="20"/>
               </w:rPr>
             </w:r>
           </w:p>
@@ -120,6 +120,7 @@
             <w:pPr>
               <w:pStyle w:val="NoSpacing"/>
               <w:widowControl/>
+              <w:suppressAutoHyphens w:val="true"/>
               <w:spacing w:before="80" w:after="80"/>
               <w:jc w:val="left"/>
               <w:rPr>
@@ -172,6 +173,7 @@
             <w:pPr>
               <w:pStyle w:val="NoSpacing"/>
               <w:widowControl/>
+              <w:suppressAutoHyphens w:val="true"/>
               <w:spacing w:before="80" w:after="80"/>
               <w:jc w:val="left"/>
               <w:rPr>
@@ -182,11 +184,9 @@
             </w:pPr>
             <w:r>
               <w:rPr>
-                <w:rFonts w:eastAsia="Calibri" w:cs="Arial" w:ascii="Arial" w:hAnsi="Arial"/>
-                <w:kern w:val="0"/>
-                <w:sz w:val="20"/>
-                <w:szCs w:val="20"/>
-                <w:lang w:val="en-US" w:eastAsia="en-US" w:bidi="ar-SA"/>
+                <w:rFonts w:cs="Arial" w:ascii="Arial" w:hAnsi="Arial"/>
+                <w:sz w:val="20"/>
+                <w:szCs w:val="20"/>
               </w:rPr>
             </w:r>
           </w:p>
@@ -205,6 +205,7 @@
             <w:pPr>
               <w:pStyle w:val="NoSpacing"/>
               <w:widowControl/>
+              <w:suppressAutoHyphens w:val="true"/>
               <w:spacing w:before="80" w:after="80"/>
               <w:jc w:val="left"/>
               <w:rPr>
@@ -257,6 +258,7 @@
             <w:pPr>
               <w:pStyle w:val="NoSpacing"/>
               <w:widowControl/>
+              <w:suppressAutoHyphens w:val="true"/>
               <w:spacing w:before="80" w:after="80"/>
               <w:jc w:val="left"/>
               <w:rPr>
@@ -267,11 +269,9 @@
             </w:pPr>
             <w:r>
               <w:rPr>
-                <w:rFonts w:eastAsia="Calibri" w:cs="Arial" w:ascii="Arial" w:hAnsi="Arial"/>
-                <w:kern w:val="0"/>
-                <w:sz w:val="20"/>
-                <w:szCs w:val="20"/>
-                <w:lang w:val="en-US" w:eastAsia="en-US" w:bidi="ar-SA"/>
+                <w:rFonts w:cs="Arial" w:ascii="Arial" w:hAnsi="Arial"/>
+                <w:sz w:val="20"/>
+                <w:szCs w:val="20"/>
               </w:rPr>
             </w:r>
           </w:p>
@@ -290,6 +290,7 @@
             <w:pPr>
               <w:pStyle w:val="NoSpacing"/>
               <w:widowControl/>
+              <w:suppressAutoHyphens w:val="true"/>
               <w:spacing w:before="80" w:after="80"/>
               <w:jc w:val="left"/>
               <w:rPr>
@@ -329,18 +330,29 @@
                 <w:szCs w:val="20"/>
                 <w:lang w:val="en-US" w:eastAsia="en-US" w:bidi="ar-SA"/>
               </w:rPr>
+              <w:t>2026/0</w:t>
+            </w:r>
+            <w:r>
+              <w:rPr>
+                <w:rFonts w:eastAsia="Calibri" w:cs="Arial" w:ascii="Arial" w:hAnsi="Arial"/>
+                <w:color w:val="C9211E"/>
+                <w:kern w:val="0"/>
+                <w:sz w:val="20"/>
+                <w:szCs w:val="20"/>
+                <w:lang w:val="en-US" w:eastAsia="en-US" w:bidi="ar-SA"/>
+              </w:rPr>
               <w:t>9</w:t>
             </w:r>
             <w:r>
               <w:rPr>
                 <w:rFonts w:eastAsia="Calibri" w:cs="Arial" w:ascii="Arial" w:hAnsi="Arial"/>
-                <w:color w:val="C00000"/>
-                <w:kern w:val="0"/>
-                <w:sz w:val="20"/>
-                <w:szCs w:val="20"/>
-                <w:lang w:val="en-US" w:eastAsia="en-US" w:bidi="ar-SA"/>
-              </w:rPr>
-              <w:t>/13/2026</w:t>
+                <w:color w:val="C9211E"/>
+                <w:kern w:val="0"/>
+                <w:sz w:val="20"/>
+                <w:szCs w:val="20"/>
+                <w:lang w:val="en-US" w:eastAsia="en-US" w:bidi="ar-SA"/>
+              </w:rPr>
+              <w:t>/13</w:t>
             </w:r>
           </w:p>
         </w:tc>
@@ -353,6 +365,7 @@
             <w:pPr>
               <w:pStyle w:val="NoSpacing"/>
               <w:widowControl/>
+              <w:suppressAutoHyphens w:val="true"/>
               <w:spacing w:before="80" w:after="80"/>
               <w:jc w:val="left"/>
               <w:rPr>
@@ -363,11 +376,9 @@
             </w:pPr>
             <w:r>
               <w:rPr>
-                <w:rFonts w:eastAsia="Calibri" w:cs="Arial" w:ascii="Arial" w:hAnsi="Arial"/>
-                <w:kern w:val="0"/>
-                <w:sz w:val="20"/>
-                <w:szCs w:val="20"/>
-                <w:lang w:val="en-US" w:eastAsia="en-US" w:bidi="ar-SA"/>
+                <w:rFonts w:cs="Arial" w:ascii="Arial" w:hAnsi="Arial"/>
+                <w:sz w:val="20"/>
+                <w:szCs w:val="20"/>
               </w:rPr>
             </w:r>
           </w:p>
@@ -445,6 +456,7 @@
             <w:rPr>
               <w:webHidden/>
               <w:rStyle w:val="IndexLink"/>
+              <w:vanish w:val="false"/>
             </w:rPr>
             <w:instrText xml:space="preserve"> TOC \z \o "1-3" \u \h</w:instrText>
           </w:r>
@@ -452,6 +464,7 @@
             <w:rPr>
               <w:webHidden/>
               <w:rStyle w:val="IndexLink"/>
+              <w:vanish w:val="false"/>
             </w:rPr>
             <w:fldChar w:fldCharType="separate"/>
           </w:r>
@@ -460,8 +473,15 @@
               <w:rPr>
                 <w:webHidden/>
                 <w:rStyle w:val="IndexLink"/>
+                <w:vanish w:val="false"/>
               </w:rPr>
               <w:t>Input Options and Validation</w:t>
+            </w:r>
+            <w:r>
+              <w:rPr>
+                <w:rStyle w:val="IndexLink"/>
+                <w:vanish w:val="false"/>
+              </w:rPr>
               <w:tab/>
               <w:t>3</w:t>
             </w:r>
@@ -481,6 +501,7 @@
               <w:rPr>
                 <w:webHidden/>
                 <w:rStyle w:val="IndexLink"/>
+                <w:vanish w:val="false"/>
               </w:rPr>
               <w:t>Appropriate Redirection If Not Logged In</w:t>
               <w:tab/>
@@ -502,6 +523,7 @@
               <w:rPr>
                 <w:webHidden/>
                 <w:rStyle w:val="IndexLink"/>
+                <w:vanish w:val="false"/>
               </w:rPr>
               <w:t>Accurate Rates</w:t>
               <w:tab/>
@@ -523,6 +545,7 @@
               <w:rPr>
                 <w:webHidden/>
                 <w:rStyle w:val="IndexLink"/>
+                <w:vanish w:val="false"/>
               </w:rPr>
               <w:t>Resist Malicious Input</w:t>
               <w:tab/>
@@ -532,6 +555,7 @@
           <w:r>
             <w:rPr>
               <w:rStyle w:val="IndexLink"/>
+              <w:vanish w:val="false"/>
             </w:rPr>
             <w:fldChar w:fldCharType="end"/>
           </w:r>
@@ -971,7 +995,7 @@
         <w:tblpPr w:vertAnchor="page" w:horzAnchor="margin" w:leftFromText="180" w:rightFromText="180" w:tblpX="0" w:tblpY="2746"/>
         <w:tblW w:w="12950" w:type="dxa"/>
         <w:jc w:val="left"/>
-        <w:tblInd w:w="-5" w:type="dxa"/>
+        <w:tblInd w:w="108" w:type="dxa"/>
         <w:tblLayout w:type="fixed"/>
         <w:tblCellMar>
           <w:top w:w="0" w:type="dxa"/>
@@ -982,8 +1006,8 @@
         <w:tblLook w:val="04a0" w:noHBand="0" w:noVBand="1" w:firstColumn="1" w:lastRow="0" w:lastColumn="0" w:firstRow="1"/>
       </w:tblPr>
       <w:tblGrid>
-        <w:gridCol w:w="1249"/>
-        <w:gridCol w:w="3572"/>
+        <w:gridCol w:w="1248"/>
+        <w:gridCol w:w="3573"/>
         <w:gridCol w:w="3929"/>
         <w:gridCol w:w="2147"/>
         <w:gridCol w:w="2053"/>
@@ -994,13 +1018,14 @@
         </w:trPr>
         <w:tc>
           <w:tcPr>
-            <w:tcW w:w="1249" w:type="dxa"/>
+            <w:tcW w:w="1248" w:type="dxa"/>
             <w:tcBorders/>
           </w:tcPr>
           <w:p>
             <w:pPr>
               <w:pStyle w:val="NoSpacing"/>
               <w:widowControl/>
+              <w:suppressAutoHyphens w:val="true"/>
               <w:spacing w:before="80" w:after="80"/>
               <w:jc w:val="left"/>
               <w:rPr>
@@ -1023,7 +1048,7 @@
         </w:tc>
         <w:tc>
           <w:tcPr>
-            <w:tcW w:w="11701" w:type="dxa"/>
+            <w:tcW w:w="11702" w:type="dxa"/>
             <w:gridSpan w:val="4"/>
             <w:tcBorders/>
           </w:tcPr>
@@ -1031,6 +1056,7 @@
             <w:pPr>
               <w:pStyle w:val="Heading1"/>
               <w:widowControl/>
+              <w:suppressAutoHyphens w:val="true"/>
               <w:spacing w:lineRule="auto" w:line="240" w:before="240" w:after="0"/>
               <w:jc w:val="left"/>
               <w:rPr>
@@ -1074,13 +1100,14 @@
         </w:trPr>
         <w:tc>
           <w:tcPr>
-            <w:tcW w:w="1249" w:type="dxa"/>
+            <w:tcW w:w="1248" w:type="dxa"/>
             <w:tcBorders/>
           </w:tcPr>
           <w:p>
             <w:pPr>
               <w:pStyle w:val="NoSpacing"/>
               <w:widowControl/>
+              <w:suppressAutoHyphens w:val="true"/>
               <w:spacing w:before="80" w:after="80"/>
               <w:jc w:val="left"/>
               <w:rPr>
@@ -1091,24 +1118,23 @@
             </w:pPr>
             <w:r>
               <w:rPr>
-                <w:rFonts w:eastAsia="Calibri" w:cs="Arial" w:ascii="Arial" w:hAnsi="Arial"/>
-                <w:kern w:val="0"/>
+                <w:rFonts w:cs="Arial" w:ascii="Arial" w:hAnsi="Arial"/>
                 <w:sz w:val="24"/>
                 <w:szCs w:val="24"/>
-                <w:lang w:val="en-US" w:eastAsia="en-US" w:bidi="ar-SA"/>
-              </w:rPr>
-            </w:r>
-          </w:p>
-        </w:tc>
-        <w:tc>
-          <w:tcPr>
-            <w:tcW w:w="3572" w:type="dxa"/>
-            <w:tcBorders/>
-          </w:tcPr>
-          <w:p>
-            <w:pPr>
-              <w:pStyle w:val="Normal"/>
-              <w:widowControl/>
+              </w:rPr>
+            </w:r>
+          </w:p>
+        </w:tc>
+        <w:tc>
+          <w:tcPr>
+            <w:tcW w:w="3573" w:type="dxa"/>
+            <w:tcBorders/>
+          </w:tcPr>
+          <w:p>
+            <w:pPr>
+              <w:pStyle w:val="Normal"/>
+              <w:widowControl/>
+              <w:suppressAutoHyphens w:val="true"/>
               <w:spacing w:lineRule="auto" w:line="240" w:before="0" w:after="0"/>
               <w:jc w:val="left"/>
               <w:rPr>
@@ -1153,6 +1179,7 @@
             <w:pPr>
               <w:pStyle w:val="Normal"/>
               <w:widowControl/>
+              <w:suppressAutoHyphens w:val="true"/>
               <w:spacing w:lineRule="auto" w:line="240" w:before="0" w:after="0"/>
               <w:jc w:val="left"/>
               <w:rPr>
@@ -1180,6 +1207,7 @@
             <w:pPr>
               <w:pStyle w:val="Normal"/>
               <w:widowControl/>
+              <w:suppressAutoHyphens w:val="true"/>
               <w:spacing w:lineRule="auto" w:line="240" w:before="0" w:after="0"/>
               <w:jc w:val="left"/>
               <w:rPr>
@@ -1219,7 +1247,7 @@
                 <w:szCs w:val="20"/>
                 <w:lang w:val="en-US" w:eastAsia="en-US" w:bidi="ar-SA"/>
               </w:rPr>
-              <w:t xml:space="preserve">&lt;yyyy/mm/dd&gt; </w:t>
+              <w:t>&lt;yyyy/mm/dd&gt;</w:t>
             </w:r>
           </w:p>
         </w:tc>
@@ -1233,6 +1261,7 @@
             <w:pPr>
               <w:pStyle w:val="Normal"/>
               <w:widowControl/>
+              <w:suppressAutoHyphens w:val="true"/>
               <w:spacing w:lineRule="auto" w:line="240" w:before="0" w:after="0"/>
               <w:jc w:val="left"/>
               <w:rPr>
@@ -1253,13 +1282,14 @@
                 <w:szCs w:val="20"/>
                 <w:lang w:val="en-US" w:eastAsia="en-US" w:bidi="ar-SA"/>
               </w:rPr>
-              <w:t xml:space="preserve">Peer tester: </w:t>
-            </w:r>
-          </w:p>
-          <w:p>
-            <w:pPr>
-              <w:pStyle w:val="Normal"/>
-              <w:widowControl/>
+              <w:t>Peer tester:</w:t>
+            </w:r>
+          </w:p>
+          <w:p>
+            <w:pPr>
+              <w:pStyle w:val="Normal"/>
+              <w:widowControl/>
+              <w:suppressAutoHyphens w:val="true"/>
               <w:spacing w:lineRule="auto" w:line="240" w:before="0" w:after="0"/>
               <w:jc w:val="left"/>
               <w:rPr>
@@ -1310,13 +1340,14 @@
         </w:trPr>
         <w:tc>
           <w:tcPr>
-            <w:tcW w:w="1249" w:type="dxa"/>
-            <w:tcBorders/>
-          </w:tcPr>
-          <w:p>
-            <w:pPr>
-              <w:pStyle w:val="Normal"/>
-              <w:widowControl/>
+            <w:tcW w:w="1248" w:type="dxa"/>
+            <w:tcBorders/>
+          </w:tcPr>
+          <w:p>
+            <w:pPr>
+              <w:pStyle w:val="Normal"/>
+              <w:widowControl/>
+              <w:suppressAutoHyphens w:val="true"/>
               <w:spacing w:lineRule="auto" w:line="240" w:before="80" w:after="80"/>
               <w:jc w:val="left"/>
               <w:rPr>
@@ -1343,13 +1374,14 @@
         </w:tc>
         <w:tc>
           <w:tcPr>
-            <w:tcW w:w="3572" w:type="dxa"/>
-            <w:tcBorders/>
-          </w:tcPr>
-          <w:p>
-            <w:pPr>
-              <w:pStyle w:val="Normal"/>
-              <w:widowControl/>
+            <w:tcW w:w="3573" w:type="dxa"/>
+            <w:tcBorders/>
+          </w:tcPr>
+          <w:p>
+            <w:pPr>
+              <w:pStyle w:val="Normal"/>
+              <w:widowControl/>
+              <w:suppressAutoHyphens w:val="true"/>
               <w:spacing w:lineRule="auto" w:line="240" w:before="80" w:after="80"/>
               <w:jc w:val="left"/>
               <w:rPr>
@@ -1383,6 +1415,7 @@
             <w:pPr>
               <w:pStyle w:val="Normal"/>
               <w:widowControl/>
+              <w:suppressAutoHyphens w:val="true"/>
               <w:spacing w:lineRule="auto" w:line="240" w:before="80" w:after="80"/>
               <w:jc w:val="left"/>
               <w:rPr>
@@ -1416,6 +1449,7 @@
             <w:pPr>
               <w:pStyle w:val="Normal"/>
               <w:widowControl/>
+              <w:suppressAutoHyphens w:val="true"/>
               <w:spacing w:lineRule="auto" w:line="240" w:before="80" w:after="80"/>
               <w:jc w:val="left"/>
               <w:rPr>
@@ -1449,6 +1483,7 @@
             <w:pPr>
               <w:pStyle w:val="Normal"/>
               <w:widowControl/>
+              <w:suppressAutoHyphens w:val="true"/>
               <w:spacing w:lineRule="auto" w:line="240" w:before="80" w:after="80"/>
               <w:jc w:val="left"/>
               <w:rPr>
@@ -1476,6 +1511,7 @@
             <w:pPr>
               <w:pStyle w:val="Normal"/>
               <w:widowControl/>
+              <w:suppressAutoHyphens w:val="true"/>
               <w:spacing w:lineRule="auto" w:line="240" w:before="80" w:after="80"/>
               <w:jc w:val="left"/>
               <w:rPr>
@@ -1507,13 +1543,14 @@
         </w:trPr>
         <w:tc>
           <w:tcPr>
-            <w:tcW w:w="1249" w:type="dxa"/>
-            <w:tcBorders/>
-          </w:tcPr>
-          <w:p>
-            <w:pPr>
-              <w:pStyle w:val="Normal"/>
-              <w:widowControl/>
+            <w:tcW w:w="1248" w:type="dxa"/>
+            <w:tcBorders/>
+          </w:tcPr>
+          <w:p>
+            <w:pPr>
+              <w:pStyle w:val="Normal"/>
+              <w:widowControl/>
+              <w:suppressAutoHyphens w:val="true"/>
               <w:spacing w:lineRule="auto" w:line="240" w:before="80" w:after="80"/>
               <w:jc w:val="left"/>
               <w:rPr>
@@ -1536,13 +1573,14 @@
         </w:tc>
         <w:tc>
           <w:tcPr>
-            <w:tcW w:w="3572" w:type="dxa"/>
-            <w:tcBorders/>
-          </w:tcPr>
-          <w:p>
-            <w:pPr>
-              <w:pStyle w:val="Normal"/>
-              <w:widowControl/>
+            <w:tcW w:w="3573" w:type="dxa"/>
+            <w:tcBorders/>
+          </w:tcPr>
+          <w:p>
+            <w:pPr>
+              <w:pStyle w:val="Normal"/>
+              <w:widowControl/>
+              <w:suppressAutoHyphens w:val="true"/>
               <w:spacing w:lineRule="auto" w:line="240" w:before="80" w:after="80"/>
               <w:jc w:val="left"/>
               <w:rPr>
@@ -1574,6 +1612,7 @@
             <w:pPr>
               <w:pStyle w:val="Normal"/>
               <w:widowControl/>
+              <w:suppressAutoHyphens w:val="true"/>
               <w:spacing w:lineRule="auto" w:line="240" w:before="80" w:after="80"/>
               <w:jc w:val="left"/>
               <w:rPr>
@@ -1605,6 +1644,7 @@
             <w:pPr>
               <w:pStyle w:val="Normal"/>
               <w:widowControl/>
+              <w:suppressAutoHyphens w:val="true"/>
               <w:spacing w:lineRule="auto" w:line="240" w:before="80" w:after="80"/>
               <w:jc w:val="left"/>
               <w:rPr>
@@ -1636,6 +1676,7 @@
             <w:pPr>
               <w:pStyle w:val="Normal"/>
               <w:widowControl/>
+              <w:suppressAutoHyphens w:val="true"/>
               <w:spacing w:lineRule="auto" w:line="240" w:before="80" w:after="80"/>
               <w:jc w:val="left"/>
               <w:rPr>
@@ -1665,13 +1706,14 @@
         </w:trPr>
         <w:tc>
           <w:tcPr>
-            <w:tcW w:w="1249" w:type="dxa"/>
-            <w:tcBorders/>
-          </w:tcPr>
-          <w:p>
-            <w:pPr>
-              <w:pStyle w:val="Normal"/>
-              <w:widowControl/>
+            <w:tcW w:w="1248" w:type="dxa"/>
+            <w:tcBorders/>
+          </w:tcPr>
+          <w:p>
+            <w:pPr>
+              <w:pStyle w:val="Normal"/>
+              <w:widowControl/>
+              <w:suppressAutoHyphens w:val="true"/>
               <w:spacing w:lineRule="auto" w:line="240" w:before="80" w:after="80"/>
               <w:jc w:val="left"/>
               <w:rPr>
@@ -1694,13 +1736,14 @@
         </w:tc>
         <w:tc>
           <w:tcPr>
-            <w:tcW w:w="3572" w:type="dxa"/>
-            <w:tcBorders/>
-          </w:tcPr>
-          <w:p>
-            <w:pPr>
-              <w:pStyle w:val="Normal"/>
-              <w:widowControl/>
+            <w:tcW w:w="3573" w:type="dxa"/>
+            <w:tcBorders/>
+          </w:tcPr>
+          <w:p>
+            <w:pPr>
+              <w:pStyle w:val="Normal"/>
+              <w:widowControl/>
+              <w:suppressAutoHyphens w:val="true"/>
               <w:spacing w:lineRule="auto" w:line="240" w:before="80" w:after="80"/>
               <w:jc w:val="left"/>
               <w:rPr>
@@ -1732,6 +1775,7 @@
             <w:pPr>
               <w:pStyle w:val="Normal"/>
               <w:widowControl/>
+              <w:suppressAutoHyphens w:val="true"/>
               <w:spacing w:lineRule="auto" w:line="240" w:before="80" w:after="80"/>
               <w:jc w:val="left"/>
               <w:rPr>
@@ -1763,6 +1807,7 @@
             <w:pPr>
               <w:pStyle w:val="Normal"/>
               <w:widowControl/>
+              <w:suppressAutoHyphens w:val="true"/>
               <w:spacing w:lineRule="auto" w:line="240" w:before="80" w:after="80"/>
               <w:jc w:val="left"/>
               <w:rPr>
@@ -1794,6 +1839,7 @@
             <w:pPr>
               <w:pStyle w:val="Normal"/>
               <w:widowControl/>
+              <w:suppressAutoHyphens w:val="true"/>
               <w:spacing w:lineRule="auto" w:line="240" w:before="80" w:after="80"/>
               <w:jc w:val="left"/>
               <w:rPr>
@@ -1823,13 +1869,14 @@
         </w:trPr>
         <w:tc>
           <w:tcPr>
-            <w:tcW w:w="1249" w:type="dxa"/>
-            <w:tcBorders/>
-          </w:tcPr>
-          <w:p>
-            <w:pPr>
-              <w:pStyle w:val="Normal"/>
-              <w:widowControl/>
+            <w:tcW w:w="1248" w:type="dxa"/>
+            <w:tcBorders/>
+          </w:tcPr>
+          <w:p>
+            <w:pPr>
+              <w:pStyle w:val="Normal"/>
+              <w:widowControl/>
+              <w:suppressAutoHyphens w:val="true"/>
               <w:spacing w:lineRule="auto" w:line="240" w:before="80" w:after="80"/>
               <w:jc w:val="left"/>
               <w:rPr>
@@ -1852,13 +1899,14 @@
         </w:tc>
         <w:tc>
           <w:tcPr>
-            <w:tcW w:w="3572" w:type="dxa"/>
-            <w:tcBorders/>
-          </w:tcPr>
-          <w:p>
-            <w:pPr>
-              <w:pStyle w:val="Normal"/>
-              <w:widowControl/>
+            <w:tcW w:w="3573" w:type="dxa"/>
+            <w:tcBorders/>
+          </w:tcPr>
+          <w:p>
+            <w:pPr>
+              <w:pStyle w:val="Normal"/>
+              <w:widowControl/>
+              <w:suppressAutoHyphens w:val="true"/>
               <w:spacing w:lineRule="auto" w:line="240" w:before="80" w:after="80"/>
               <w:jc w:val="left"/>
               <w:rPr>
@@ -1890,6 +1938,7 @@
             <w:pPr>
               <w:pStyle w:val="Normal"/>
               <w:widowControl/>
+              <w:suppressAutoHyphens w:val="true"/>
               <w:spacing w:lineRule="auto" w:line="240" w:before="80" w:after="80"/>
               <w:jc w:val="left"/>
               <w:rPr>
@@ -1921,6 +1970,7 @@
             <w:pPr>
               <w:pStyle w:val="Normal"/>
               <w:widowControl/>
+              <w:suppressAutoHyphens w:val="true"/>
               <w:spacing w:lineRule="auto" w:line="240" w:before="80" w:after="80"/>
               <w:jc w:val="left"/>
               <w:rPr>
@@ -1952,6 +2002,7 @@
             <w:pPr>
               <w:pStyle w:val="Normal"/>
               <w:widowControl/>
+              <w:suppressAutoHyphens w:val="true"/>
               <w:spacing w:lineRule="auto" w:line="240" w:before="80" w:after="80"/>
               <w:jc w:val="left"/>
               <w:rPr>
@@ -1981,13 +2032,14 @@
         </w:trPr>
         <w:tc>
           <w:tcPr>
-            <w:tcW w:w="1249" w:type="dxa"/>
-            <w:tcBorders/>
-          </w:tcPr>
-          <w:p>
-            <w:pPr>
-              <w:pStyle w:val="Normal"/>
-              <w:widowControl/>
+            <w:tcW w:w="1248" w:type="dxa"/>
+            <w:tcBorders/>
+          </w:tcPr>
+          <w:p>
+            <w:pPr>
+              <w:pStyle w:val="Normal"/>
+              <w:widowControl/>
+              <w:suppressAutoHyphens w:val="true"/>
               <w:spacing w:lineRule="auto" w:line="240" w:before="80" w:after="80"/>
               <w:jc w:val="left"/>
               <w:rPr>
@@ -2010,13 +2062,14 @@
         </w:tc>
         <w:tc>
           <w:tcPr>
-            <w:tcW w:w="3572" w:type="dxa"/>
-            <w:tcBorders/>
-          </w:tcPr>
-          <w:p>
-            <w:pPr>
-              <w:pStyle w:val="Normal"/>
-              <w:widowControl/>
+            <w:tcW w:w="3573" w:type="dxa"/>
+            <w:tcBorders/>
+          </w:tcPr>
+          <w:p>
+            <w:pPr>
+              <w:pStyle w:val="Normal"/>
+              <w:widowControl/>
+              <w:suppressAutoHyphens w:val="true"/>
               <w:spacing w:lineRule="auto" w:line="240" w:before="80" w:after="80"/>
               <w:jc w:val="left"/>
               <w:rPr>
@@ -2048,6 +2101,7 @@
             <w:pPr>
               <w:pStyle w:val="Normal"/>
               <w:widowControl/>
+              <w:suppressAutoHyphens w:val="true"/>
               <w:spacing w:lineRule="auto" w:line="240" w:before="80" w:after="80"/>
               <w:jc w:val="left"/>
               <w:rPr>
@@ -2079,6 +2133,7 @@
             <w:pPr>
               <w:pStyle w:val="Normal"/>
               <w:widowControl/>
+              <w:suppressAutoHyphens w:val="true"/>
               <w:spacing w:lineRule="auto" w:line="240" w:before="80" w:after="80"/>
               <w:jc w:val="left"/>
               <w:rPr>
@@ -2110,6 +2165,7 @@
             <w:pPr>
               <w:pStyle w:val="Normal"/>
               <w:widowControl/>
+              <w:suppressAutoHyphens w:val="true"/>
               <w:spacing w:lineRule="auto" w:line="240" w:before="80" w:after="80"/>
               <w:jc w:val="left"/>
               <w:rPr>
@@ -2139,13 +2195,14 @@
         </w:trPr>
         <w:tc>
           <w:tcPr>
-            <w:tcW w:w="1249" w:type="dxa"/>
-            <w:tcBorders/>
-          </w:tcPr>
-          <w:p>
-            <w:pPr>
-              <w:pStyle w:val="Normal"/>
-              <w:widowControl/>
+            <w:tcW w:w="1248" w:type="dxa"/>
+            <w:tcBorders/>
+          </w:tcPr>
+          <w:p>
+            <w:pPr>
+              <w:pStyle w:val="Normal"/>
+              <w:widowControl/>
+              <w:suppressAutoHyphens w:val="true"/>
               <w:spacing w:lineRule="auto" w:line="240" w:before="80" w:after="80"/>
               <w:jc w:val="left"/>
               <w:rPr>
@@ -2168,13 +2225,14 @@
         </w:tc>
         <w:tc>
           <w:tcPr>
-            <w:tcW w:w="3572" w:type="dxa"/>
-            <w:tcBorders/>
-          </w:tcPr>
-          <w:p>
-            <w:pPr>
-              <w:pStyle w:val="Normal"/>
-              <w:widowControl/>
+            <w:tcW w:w="3573" w:type="dxa"/>
+            <w:tcBorders/>
+          </w:tcPr>
+          <w:p>
+            <w:pPr>
+              <w:pStyle w:val="Normal"/>
+              <w:widowControl/>
+              <w:suppressAutoHyphens w:val="true"/>
               <w:spacing w:lineRule="auto" w:line="240" w:before="80" w:after="80"/>
               <w:jc w:val="left"/>
               <w:rPr>
@@ -2206,6 +2264,7 @@
             <w:pPr>
               <w:pStyle w:val="Normal"/>
               <w:widowControl/>
+              <w:suppressAutoHyphens w:val="true"/>
               <w:spacing w:lineRule="auto" w:line="240" w:before="80" w:after="80"/>
               <w:jc w:val="left"/>
               <w:rPr>
@@ -2237,6 +2296,7 @@
             <w:pPr>
               <w:pStyle w:val="Normal"/>
               <w:widowControl/>
+              <w:suppressAutoHyphens w:val="true"/>
               <w:spacing w:lineRule="auto" w:line="240" w:before="80" w:after="80"/>
               <w:jc w:val="left"/>
               <w:rPr>
@@ -2268,6 +2328,7 @@
             <w:pPr>
               <w:pStyle w:val="Normal"/>
               <w:widowControl/>
+              <w:suppressAutoHyphens w:val="true"/>
               <w:spacing w:lineRule="auto" w:line="240" w:before="80" w:after="80"/>
               <w:jc w:val="left"/>
               <w:rPr>
@@ -2297,7 +2358,7 @@
         </w:trPr>
         <w:tc>
           <w:tcPr>
-            <w:tcW w:w="1249" w:type="dxa"/>
+            <w:tcW w:w="1248" w:type="dxa"/>
             <w:tcBorders>
               <w:top w:val="nil"/>
             </w:tcBorders>
@@ -2306,6 +2367,7 @@
             <w:pPr>
               <w:pStyle w:val="Normal"/>
               <w:widowControl/>
+              <w:suppressAutoHyphens w:val="true"/>
               <w:spacing w:lineRule="auto" w:line="240" w:before="80" w:after="80"/>
               <w:jc w:val="left"/>
               <w:rPr>
@@ -2328,7 +2390,7 @@
         </w:tc>
         <w:tc>
           <w:tcPr>
-            <w:tcW w:w="3572" w:type="dxa"/>
+            <w:tcW w:w="3573" w:type="dxa"/>
             <w:tcBorders>
               <w:top w:val="nil"/>
             </w:tcBorders>
@@ -2337,6 +2399,7 @@
             <w:pPr>
               <w:pStyle w:val="Normal"/>
               <w:widowControl/>
+              <w:suppressAutoHyphens w:val="true"/>
               <w:spacing w:lineRule="auto" w:line="240" w:before="80" w:after="80"/>
               <w:jc w:val="left"/>
               <w:rPr>
@@ -2372,6 +2435,7 @@
             <w:pPr>
               <w:pStyle w:val="Normal"/>
               <w:widowControl/>
+              <w:suppressAutoHyphens w:val="true"/>
               <w:spacing w:lineRule="auto" w:line="240" w:before="80" w:after="80"/>
               <w:jc w:val="left"/>
               <w:rPr>
@@ -2405,6 +2469,7 @@
             <w:pPr>
               <w:pStyle w:val="Normal"/>
               <w:widowControl/>
+              <w:suppressAutoHyphens w:val="true"/>
               <w:spacing w:lineRule="auto" w:line="240" w:before="80" w:after="80"/>
               <w:jc w:val="left"/>
               <w:rPr>
@@ -2438,6 +2503,7 @@
             <w:pPr>
               <w:pStyle w:val="Normal"/>
               <w:widowControl/>
+              <w:suppressAutoHyphens w:val="true"/>
               <w:spacing w:lineRule="auto" w:line="240" w:before="80" w:after="80"/>
               <w:jc w:val="left"/>
               <w:rPr>
@@ -2467,13 +2533,14 @@
         </w:trPr>
         <w:tc>
           <w:tcPr>
-            <w:tcW w:w="1249" w:type="dxa"/>
-            <w:tcBorders/>
-          </w:tcPr>
-          <w:p>
-            <w:pPr>
-              <w:pStyle w:val="Normal"/>
-              <w:widowControl/>
+            <w:tcW w:w="1248" w:type="dxa"/>
+            <w:tcBorders/>
+          </w:tcPr>
+          <w:p>
+            <w:pPr>
+              <w:pStyle w:val="Normal"/>
+              <w:widowControl/>
+              <w:suppressAutoHyphens w:val="true"/>
               <w:spacing w:lineRule="auto" w:line="240" w:before="80" w:after="80"/>
               <w:jc w:val="left"/>
               <w:rPr>
@@ -2500,7 +2567,7 @@
         </w:tc>
         <w:tc>
           <w:tcPr>
-            <w:tcW w:w="11701" w:type="dxa"/>
+            <w:tcW w:w="11702" w:type="dxa"/>
             <w:gridSpan w:val="4"/>
             <w:tcBorders/>
           </w:tcPr>
@@ -2508,25 +2575,26 @@
             <w:pPr>
               <w:pStyle w:val="Normal"/>
               <w:widowControl/>
-              <w:spacing w:lineRule="auto" w:line="240" w:before="80" w:after="80"/>
-              <w:jc w:val="left"/>
-              <w:rPr>
-                <w:rFonts w:ascii="Arial" w:hAnsi="Arial" w:cs="Arial"/>
-                <w:color w:val="C00000"/>
-                <w:sz w:val="20"/>
-                <w:szCs w:val="20"/>
-              </w:rPr>
-            </w:pPr>
-            <w:r>
-              <w:rPr>
-                <w:rFonts w:eastAsia="Calibri" w:cs="Arial" w:ascii="Arial" w:hAnsi="Arial"/>
-                <w:color w:val="C00000"/>
-                <w:kern w:val="0"/>
-                <w:sz w:val="20"/>
-                <w:szCs w:val="20"/>
-                <w:lang w:val="en-US" w:eastAsia="en-US" w:bidi="ar-SA"/>
-              </w:rPr>
-              <w:t xml:space="preserve">Comments should be substantive; this means there should be at least 2-3 well-structured sentences with constructive feedback. </w:t>
+              <w:suppressAutoHyphens w:val="true"/>
+              <w:spacing w:lineRule="auto" w:line="240" w:before="80" w:after="80"/>
+              <w:jc w:val="left"/>
+              <w:rPr>
+                <w:rFonts w:ascii="Arial" w:hAnsi="Arial" w:cs="Arial"/>
+                <w:color w:val="C00000"/>
+                <w:sz w:val="20"/>
+                <w:szCs w:val="20"/>
+              </w:rPr>
+            </w:pPr>
+            <w:r>
+              <w:rPr>
+                <w:rFonts w:eastAsia="Calibri" w:cs="Arial" w:ascii="Arial" w:hAnsi="Arial"/>
+                <w:color w:val="C00000"/>
+                <w:kern w:val="0"/>
+                <w:sz w:val="20"/>
+                <w:szCs w:val="20"/>
+                <w:lang w:val="en-US" w:eastAsia="en-US" w:bidi="ar-SA"/>
+              </w:rPr>
+              <w:t>Comments should be substantive; this means there should be at least 2-3 well-structured sentences with constructive feedback.</w:t>
             </w:r>
           </w:p>
         </w:tc>
@@ -2565,9 +2633,9 @@
         <w:tblLook w:val="04a0" w:noHBand="0" w:noVBand="1" w:firstColumn="1" w:lastRow="0" w:lastColumn="0" w:firstRow="1"/>
       </w:tblPr>
       <w:tblGrid>
-        <w:gridCol w:w="1249"/>
+        <w:gridCol w:w="1248"/>
         <w:gridCol w:w="3570"/>
-        <w:gridCol w:w="3931"/>
+        <w:gridCol w:w="3932"/>
         <w:gridCol w:w="2147"/>
         <w:gridCol w:w="2053"/>
       </w:tblGrid>
@@ -2577,13 +2645,14 @@
         </w:trPr>
         <w:tc>
           <w:tcPr>
-            <w:tcW w:w="1249" w:type="dxa"/>
+            <w:tcW w:w="1248" w:type="dxa"/>
             <w:tcBorders/>
           </w:tcPr>
           <w:p>
             <w:pPr>
               <w:pStyle w:val="NoSpacing"/>
               <w:widowControl/>
+              <w:suppressAutoHyphens w:val="true"/>
               <w:spacing w:before="80" w:after="80"/>
               <w:jc w:val="left"/>
               <w:rPr>
@@ -2606,7 +2675,7 @@
         </w:tc>
         <w:tc>
           <w:tcPr>
-            <w:tcW w:w="11701" w:type="dxa"/>
+            <w:tcW w:w="11702" w:type="dxa"/>
             <w:gridSpan w:val="4"/>
             <w:tcBorders/>
           </w:tcPr>
@@ -2618,7 +2687,9 @@
                 <w:ilvl w:val="0"/>
                 <w:numId w:val="0"/>
               </w:numPr>
+              <w:suppressAutoHyphens w:val="true"/>
               <w:spacing w:lineRule="auto" w:line="240" w:before="240" w:after="0"/>
+              <w:ind w:hanging="0" w:left="0"/>
               <w:jc w:val="left"/>
               <w:rPr>
                 <w:rFonts w:ascii="Arial" w:hAnsi="Arial" w:cs="Arial"/>
@@ -2661,13 +2732,14 @@
         </w:trPr>
         <w:tc>
           <w:tcPr>
-            <w:tcW w:w="1249" w:type="dxa"/>
+            <w:tcW w:w="1248" w:type="dxa"/>
             <w:tcBorders/>
           </w:tcPr>
           <w:p>
             <w:pPr>
               <w:pStyle w:val="NoSpacing"/>
               <w:widowControl/>
+              <w:suppressAutoHyphens w:val="true"/>
               <w:spacing w:before="80" w:after="80"/>
               <w:jc w:val="left"/>
               <w:rPr>
@@ -2678,11 +2750,9 @@
             </w:pPr>
             <w:r>
               <w:rPr>
-                <w:rFonts w:eastAsia="Calibri" w:cs="Arial" w:ascii="Arial" w:hAnsi="Arial"/>
-                <w:kern w:val="0"/>
+                <w:rFonts w:cs="Arial" w:ascii="Arial" w:hAnsi="Arial"/>
                 <w:sz w:val="24"/>
                 <w:szCs w:val="24"/>
-                <w:lang w:val="en-US" w:eastAsia="en-US" w:bidi="ar-SA"/>
               </w:rPr>
             </w:r>
           </w:p>
@@ -2696,6 +2766,7 @@
             <w:pPr>
               <w:pStyle w:val="Normal"/>
               <w:widowControl/>
+              <w:suppressAutoHyphens w:val="true"/>
               <w:spacing w:lineRule="auto" w:line="240" w:before="0" w:after="0"/>
               <w:jc w:val="left"/>
               <w:rPr>
@@ -2733,13 +2804,14 @@
         </w:tc>
         <w:tc>
           <w:tcPr>
-            <w:tcW w:w="3931" w:type="dxa"/>
-            <w:tcBorders/>
-          </w:tcPr>
-          <w:p>
-            <w:pPr>
-              <w:pStyle w:val="Normal"/>
-              <w:widowControl/>
+            <w:tcW w:w="3932" w:type="dxa"/>
+            <w:tcBorders/>
+          </w:tcPr>
+          <w:p>
+            <w:pPr>
+              <w:pStyle w:val="Normal"/>
+              <w:widowControl/>
+              <w:suppressAutoHyphens w:val="true"/>
               <w:spacing w:lineRule="auto" w:line="240" w:before="0" w:after="0"/>
               <w:jc w:val="left"/>
               <w:rPr>
@@ -2767,6 +2839,7 @@
             <w:pPr>
               <w:pStyle w:val="Normal"/>
               <w:widowControl/>
+              <w:suppressAutoHyphens w:val="true"/>
               <w:spacing w:lineRule="auto" w:line="240" w:before="0" w:after="0"/>
               <w:jc w:val="left"/>
               <w:rPr>
@@ -2806,7 +2879,7 @@
                 <w:szCs w:val="20"/>
                 <w:lang w:val="en-US" w:eastAsia="en-US" w:bidi="ar-SA"/>
               </w:rPr>
-              <w:t xml:space="preserve">&lt;yyyy/mm/dd&gt; </w:t>
+              <w:t>&lt;yyyy/mm/dd&gt;</w:t>
             </w:r>
           </w:p>
         </w:tc>
@@ -2820,6 +2893,7 @@
             <w:pPr>
               <w:pStyle w:val="Normal"/>
               <w:widowControl/>
+              <w:suppressAutoHyphens w:val="true"/>
               <w:spacing w:lineRule="auto" w:line="240" w:before="0" w:after="0"/>
               <w:jc w:val="left"/>
               <w:rPr>
@@ -2840,13 +2914,14 @@
                 <w:szCs w:val="20"/>
                 <w:lang w:val="en-US" w:eastAsia="en-US" w:bidi="ar-SA"/>
               </w:rPr>
-              <w:t xml:space="preserve">Peer tester: </w:t>
-            </w:r>
-          </w:p>
-          <w:p>
-            <w:pPr>
-              <w:pStyle w:val="Normal"/>
-              <w:widowControl/>
+              <w:t>Peer tester:</w:t>
+            </w:r>
+          </w:p>
+          <w:p>
+            <w:pPr>
+              <w:pStyle w:val="Normal"/>
+              <w:widowControl/>
+              <w:suppressAutoHyphens w:val="true"/>
               <w:spacing w:lineRule="auto" w:line="240" w:before="0" w:after="0"/>
               <w:jc w:val="left"/>
               <w:rPr>
@@ -2897,13 +2972,14 @@
         </w:trPr>
         <w:tc>
           <w:tcPr>
-            <w:tcW w:w="1249" w:type="dxa"/>
-            <w:tcBorders/>
-          </w:tcPr>
-          <w:p>
-            <w:pPr>
-              <w:pStyle w:val="Normal"/>
-              <w:widowControl/>
+            <w:tcW w:w="1248" w:type="dxa"/>
+            <w:tcBorders/>
+          </w:tcPr>
+          <w:p>
+            <w:pPr>
+              <w:pStyle w:val="Normal"/>
+              <w:widowControl/>
+              <w:suppressAutoHyphens w:val="true"/>
               <w:spacing w:lineRule="auto" w:line="240" w:before="80" w:after="80"/>
               <w:jc w:val="left"/>
               <w:rPr>
@@ -2937,6 +3013,7 @@
             <w:pPr>
               <w:pStyle w:val="Normal"/>
               <w:widowControl/>
+              <w:suppressAutoHyphens w:val="true"/>
               <w:spacing w:lineRule="auto" w:line="240" w:before="80" w:after="80"/>
               <w:jc w:val="left"/>
               <w:rPr>
@@ -2963,13 +3040,14 @@
         </w:tc>
         <w:tc>
           <w:tcPr>
-            <w:tcW w:w="3931" w:type="dxa"/>
-            <w:tcBorders/>
-          </w:tcPr>
-          <w:p>
-            <w:pPr>
-              <w:pStyle w:val="Normal"/>
-              <w:widowControl/>
+            <w:tcW w:w="3932" w:type="dxa"/>
+            <w:tcBorders/>
+          </w:tcPr>
+          <w:p>
+            <w:pPr>
+              <w:pStyle w:val="Normal"/>
+              <w:widowControl/>
+              <w:suppressAutoHyphens w:val="true"/>
               <w:spacing w:lineRule="auto" w:line="240" w:before="80" w:after="80"/>
               <w:jc w:val="left"/>
               <w:rPr>
@@ -3003,6 +3081,7 @@
             <w:pPr>
               <w:pStyle w:val="Normal"/>
               <w:widowControl/>
+              <w:suppressAutoHyphens w:val="true"/>
               <w:spacing w:lineRule="auto" w:line="240" w:before="80" w:after="80"/>
               <w:jc w:val="left"/>
               <w:rPr>
@@ -3036,6 +3115,7 @@
             <w:pPr>
               <w:pStyle w:val="Normal"/>
               <w:widowControl/>
+              <w:suppressAutoHyphens w:val="true"/>
               <w:spacing w:lineRule="auto" w:line="240" w:before="80" w:after="80"/>
               <w:jc w:val="left"/>
               <w:rPr>
@@ -3067,13 +3147,14 @@
         </w:trPr>
         <w:tc>
           <w:tcPr>
-            <w:tcW w:w="1249" w:type="dxa"/>
-            <w:tcBorders/>
-          </w:tcPr>
-          <w:p>
-            <w:pPr>
-              <w:pStyle w:val="Normal"/>
-              <w:widowControl/>
+            <w:tcW w:w="1248" w:type="dxa"/>
+            <w:tcBorders/>
+          </w:tcPr>
+          <w:p>
+            <w:pPr>
+              <w:pStyle w:val="Normal"/>
+              <w:widowControl/>
+              <w:suppressAutoHyphens w:val="true"/>
               <w:spacing w:lineRule="auto" w:line="240" w:before="80" w:after="80"/>
               <w:jc w:val="left"/>
               <w:rPr>
@@ -3103,6 +3184,7 @@
             <w:pPr>
               <w:pStyle w:val="Normal"/>
               <w:widowControl/>
+              <w:suppressAutoHyphens w:val="true"/>
               <w:spacing w:lineRule="auto" w:line="240" w:before="80" w:after="80"/>
               <w:jc w:val="left"/>
               <w:rPr>
@@ -3127,29 +3209,29 @@
         </w:tc>
         <w:tc>
           <w:tcPr>
-            <w:tcW w:w="3931" w:type="dxa"/>
-            <w:tcBorders/>
-          </w:tcPr>
-          <w:p>
-            <w:pPr>
-              <w:pStyle w:val="Normal"/>
-              <w:widowControl/>
-              <w:spacing w:lineRule="auto" w:line="240" w:before="80" w:after="80"/>
-              <w:jc w:val="left"/>
-              <w:rPr>
-                <w:rFonts w:ascii="Arial" w:hAnsi="Arial" w:cs="Arial"/>
-                <w:color w:val="C00000"/>
-                <w:sz w:val="20"/>
-                <w:szCs w:val="20"/>
-              </w:rPr>
-            </w:pPr>
-            <w:r>
-              <w:rPr>
-                <w:rFonts w:eastAsia="Calibri" w:cs=""/>
-                <w:kern w:val="0"/>
-                <w:sz w:val="22"/>
-                <w:szCs w:val="22"/>
-                <w:lang w:val="en-US" w:eastAsia="en-US" w:bidi="ar-SA"/>
+            <w:tcW w:w="3932" w:type="dxa"/>
+            <w:tcBorders/>
+          </w:tcPr>
+          <w:p>
+            <w:pPr>
+              <w:pStyle w:val="Normal"/>
+              <w:widowControl/>
+              <w:suppressAutoHyphens w:val="true"/>
+              <w:spacing w:lineRule="auto" w:line="240" w:before="80" w:after="80"/>
+              <w:jc w:val="left"/>
+              <w:rPr>
+                <w:rFonts w:ascii="Arial" w:hAnsi="Arial" w:cs="Arial"/>
+                <w:color w:val="C00000"/>
+                <w:sz w:val="20"/>
+                <w:szCs w:val="20"/>
+              </w:rPr>
+            </w:pPr>
+            <w:r>
+              <w:rPr>
+                <w:rFonts w:cs="Arial" w:ascii="Arial" w:hAnsi="Arial"/>
+                <w:color w:val="C00000"/>
+                <w:sz w:val="20"/>
+                <w:szCs w:val="20"/>
               </w:rPr>
             </w:r>
           </w:p>
@@ -3163,6 +3245,7 @@
             <w:pPr>
               <w:pStyle w:val="Normal"/>
               <w:widowControl/>
+              <w:suppressAutoHyphens w:val="true"/>
               <w:spacing w:lineRule="auto" w:line="240" w:before="80" w:after="80"/>
               <w:jc w:val="left"/>
               <w:rPr>
@@ -3194,6 +3277,7 @@
             <w:pPr>
               <w:pStyle w:val="Normal"/>
               <w:widowControl/>
+              <w:suppressAutoHyphens w:val="true"/>
               <w:spacing w:lineRule="auto" w:line="240" w:before="80" w:after="80"/>
               <w:jc w:val="left"/>
               <w:rPr>
@@ -3223,13 +3307,14 @@
         </w:trPr>
         <w:tc>
           <w:tcPr>
-            <w:tcW w:w="1249" w:type="dxa"/>
-            <w:tcBorders/>
-          </w:tcPr>
-          <w:p>
-            <w:pPr>
-              <w:pStyle w:val="Normal"/>
-              <w:widowControl/>
+            <w:tcW w:w="1248" w:type="dxa"/>
+            <w:tcBorders/>
+          </w:tcPr>
+          <w:p>
+            <w:pPr>
+              <w:pStyle w:val="Normal"/>
+              <w:widowControl/>
+              <w:suppressAutoHyphens w:val="true"/>
               <w:spacing w:lineRule="auto" w:line="240" w:before="80" w:after="80"/>
               <w:jc w:val="left"/>
               <w:rPr>
@@ -3259,6 +3344,7 @@
             <w:pPr>
               <w:pStyle w:val="Normal"/>
               <w:widowControl/>
+              <w:suppressAutoHyphens w:val="true"/>
               <w:spacing w:lineRule="auto" w:line="240" w:before="80" w:after="80"/>
               <w:jc w:val="left"/>
               <w:rPr>
@@ -3283,29 +3369,29 @@
         </w:tc>
         <w:tc>
           <w:tcPr>
-            <w:tcW w:w="3931" w:type="dxa"/>
-            <w:tcBorders/>
-          </w:tcPr>
-          <w:p>
-            <w:pPr>
-              <w:pStyle w:val="Normal"/>
-              <w:widowControl/>
-              <w:spacing w:lineRule="auto" w:line="240" w:before="80" w:after="80"/>
-              <w:jc w:val="left"/>
-              <w:rPr>
-                <w:rFonts w:ascii="Arial" w:hAnsi="Arial" w:cs="Arial"/>
-                <w:color w:val="C00000"/>
-                <w:sz w:val="20"/>
-                <w:szCs w:val="20"/>
-              </w:rPr>
-            </w:pPr>
-            <w:r>
-              <w:rPr>
-                <w:rFonts w:eastAsia="Calibri" w:cs=""/>
-                <w:kern w:val="0"/>
-                <w:sz w:val="22"/>
-                <w:szCs w:val="22"/>
-                <w:lang w:val="en-US" w:eastAsia="en-US" w:bidi="ar-SA"/>
+            <w:tcW w:w="3932" w:type="dxa"/>
+            <w:tcBorders/>
+          </w:tcPr>
+          <w:p>
+            <w:pPr>
+              <w:pStyle w:val="Normal"/>
+              <w:widowControl/>
+              <w:suppressAutoHyphens w:val="true"/>
+              <w:spacing w:lineRule="auto" w:line="240" w:before="80" w:after="80"/>
+              <w:jc w:val="left"/>
+              <w:rPr>
+                <w:rFonts w:ascii="Arial" w:hAnsi="Arial" w:cs="Arial"/>
+                <w:color w:val="C00000"/>
+                <w:sz w:val="20"/>
+                <w:szCs w:val="20"/>
+              </w:rPr>
+            </w:pPr>
+            <w:r>
+              <w:rPr>
+                <w:rFonts w:cs="Arial" w:ascii="Arial" w:hAnsi="Arial"/>
+                <w:color w:val="C00000"/>
+                <w:sz w:val="20"/>
+                <w:szCs w:val="20"/>
               </w:rPr>
             </w:r>
           </w:p>
@@ -3319,6 +3405,7 @@
             <w:pPr>
               <w:pStyle w:val="Normal"/>
               <w:widowControl/>
+              <w:suppressAutoHyphens w:val="true"/>
               <w:spacing w:lineRule="auto" w:line="240" w:before="80" w:after="80"/>
               <w:jc w:val="left"/>
               <w:rPr>
@@ -3350,6 +3437,7 @@
             <w:pPr>
               <w:pStyle w:val="Normal"/>
               <w:widowControl/>
+              <w:suppressAutoHyphens w:val="true"/>
               <w:spacing w:lineRule="auto" w:line="240" w:before="80" w:after="80"/>
               <w:jc w:val="left"/>
               <w:rPr>
@@ -3379,13 +3467,14 @@
         </w:trPr>
         <w:tc>
           <w:tcPr>
-            <w:tcW w:w="1249" w:type="dxa"/>
-            <w:tcBorders/>
-          </w:tcPr>
-          <w:p>
-            <w:pPr>
-              <w:pStyle w:val="Normal"/>
-              <w:widowControl/>
+            <w:tcW w:w="1248" w:type="dxa"/>
+            <w:tcBorders/>
+          </w:tcPr>
+          <w:p>
+            <w:pPr>
+              <w:pStyle w:val="Normal"/>
+              <w:widowControl/>
+              <w:suppressAutoHyphens w:val="true"/>
               <w:spacing w:lineRule="auto" w:line="240" w:before="80" w:after="80"/>
               <w:jc w:val="left"/>
               <w:rPr>
@@ -3415,6 +3504,7 @@
             <w:pPr>
               <w:pStyle w:val="Normal"/>
               <w:widowControl/>
+              <w:suppressAutoHyphens w:val="true"/>
               <w:spacing w:lineRule="auto" w:line="240" w:before="80" w:after="80"/>
               <w:jc w:val="left"/>
               <w:rPr>
@@ -3439,13 +3529,14 @@
         </w:tc>
         <w:tc>
           <w:tcPr>
-            <w:tcW w:w="3931" w:type="dxa"/>
-            <w:tcBorders/>
-          </w:tcPr>
-          <w:p>
-            <w:pPr>
-              <w:pStyle w:val="Normal"/>
-              <w:widowControl/>
+            <w:tcW w:w="3932" w:type="dxa"/>
+            <w:tcBorders/>
+          </w:tcPr>
+          <w:p>
+            <w:pPr>
+              <w:pStyle w:val="Normal"/>
+              <w:widowControl/>
+              <w:suppressAutoHyphens w:val="true"/>
               <w:spacing w:lineRule="auto" w:line="240" w:before="80" w:after="80"/>
               <w:jc w:val="left"/>
               <w:rPr>
@@ -3477,6 +3568,7 @@
             <w:pPr>
               <w:pStyle w:val="Normal"/>
               <w:widowControl/>
+              <w:suppressAutoHyphens w:val="true"/>
               <w:spacing w:lineRule="auto" w:line="240" w:before="80" w:after="80"/>
               <w:jc w:val="left"/>
               <w:rPr>
@@ -3508,6 +3600,7 @@
             <w:pPr>
               <w:pStyle w:val="Normal"/>
               <w:widowControl/>
+              <w:suppressAutoHyphens w:val="true"/>
               <w:spacing w:lineRule="auto" w:line="240" w:before="80" w:after="80"/>
               <w:jc w:val="left"/>
               <w:rPr>
@@ -3537,13 +3630,14 @@
         </w:trPr>
         <w:tc>
           <w:tcPr>
-            <w:tcW w:w="1249" w:type="dxa"/>
-            <w:tcBorders/>
-          </w:tcPr>
-          <w:p>
-            <w:pPr>
-              <w:pStyle w:val="Normal"/>
-              <w:widowControl/>
+            <w:tcW w:w="1248" w:type="dxa"/>
+            <w:tcBorders/>
+          </w:tcPr>
+          <w:p>
+            <w:pPr>
+              <w:pStyle w:val="Normal"/>
+              <w:widowControl/>
+              <w:suppressAutoHyphens w:val="true"/>
               <w:spacing w:lineRule="auto" w:line="240" w:before="80" w:after="80"/>
               <w:jc w:val="left"/>
               <w:rPr>
@@ -3570,7 +3664,7 @@
         </w:tc>
         <w:tc>
           <w:tcPr>
-            <w:tcW w:w="11701" w:type="dxa"/>
+            <w:tcW w:w="11702" w:type="dxa"/>
             <w:gridSpan w:val="4"/>
             <w:tcBorders/>
           </w:tcPr>
@@ -3578,6 +3672,7 @@
             <w:pPr>
               <w:pStyle w:val="Normal"/>
               <w:widowControl/>
+              <w:suppressAutoHyphens w:val="true"/>
               <w:spacing w:lineRule="auto" w:line="240" w:before="80" w:after="80"/>
               <w:jc w:val="left"/>
               <w:rPr>
@@ -3635,9 +3730,9 @@
         <w:tblLook w:val="04a0" w:noHBand="0" w:noVBand="1" w:firstColumn="1" w:lastRow="0" w:lastColumn="0" w:firstRow="1"/>
       </w:tblPr>
       <w:tblGrid>
-        <w:gridCol w:w="1249"/>
+        <w:gridCol w:w="1248"/>
         <w:gridCol w:w="3570"/>
-        <w:gridCol w:w="3931"/>
+        <w:gridCol w:w="3932"/>
         <w:gridCol w:w="2147"/>
         <w:gridCol w:w="2053"/>
       </w:tblGrid>
@@ -3647,13 +3742,14 @@
         </w:trPr>
         <w:tc>
           <w:tcPr>
-            <w:tcW w:w="1249" w:type="dxa"/>
+            <w:tcW w:w="1248" w:type="dxa"/>
             <w:tcBorders/>
           </w:tcPr>
           <w:p>
             <w:pPr>
               <w:pStyle w:val="NoSpacing"/>
               <w:widowControl/>
+              <w:suppressAutoHyphens w:val="true"/>
               <w:spacing w:before="80" w:after="80"/>
               <w:jc w:val="left"/>
               <w:rPr>
@@ -3676,7 +3772,7 @@
         </w:tc>
         <w:tc>
           <w:tcPr>
-            <w:tcW w:w="11701" w:type="dxa"/>
+            <w:tcW w:w="11702" w:type="dxa"/>
             <w:gridSpan w:val="4"/>
             <w:tcBorders/>
           </w:tcPr>
@@ -3684,6 +3780,7 @@
             <w:pPr>
               <w:pStyle w:val="Heading1"/>
               <w:widowControl/>
+              <w:suppressAutoHyphens w:val="true"/>
               <w:spacing w:lineRule="auto" w:line="240" w:before="240" w:after="0"/>
               <w:jc w:val="left"/>
               <w:rPr>
@@ -3714,13 +3811,14 @@
         </w:trPr>
         <w:tc>
           <w:tcPr>
-            <w:tcW w:w="1249" w:type="dxa"/>
+            <w:tcW w:w="1248" w:type="dxa"/>
             <w:tcBorders/>
           </w:tcPr>
           <w:p>
             <w:pPr>
               <w:pStyle w:val="NoSpacing"/>
               <w:widowControl/>
+              <w:suppressAutoHyphens w:val="true"/>
               <w:spacing w:before="80" w:after="80"/>
               <w:jc w:val="left"/>
               <w:rPr>
@@ -3731,11 +3829,9 @@
             </w:pPr>
             <w:r>
               <w:rPr>
-                <w:rFonts w:eastAsia="Calibri" w:cs="Arial" w:ascii="Arial" w:hAnsi="Arial"/>
-                <w:kern w:val="0"/>
+                <w:rFonts w:cs="Arial" w:ascii="Arial" w:hAnsi="Arial"/>
                 <w:sz w:val="24"/>
                 <w:szCs w:val="24"/>
-                <w:lang w:val="en-US" w:eastAsia="en-US" w:bidi="ar-SA"/>
               </w:rPr>
             </w:r>
           </w:p>
@@ -3749,6 +3845,7 @@
             <w:pPr>
               <w:pStyle w:val="Normal"/>
               <w:widowControl/>
+              <w:suppressAutoHyphens w:val="true"/>
               <w:spacing w:lineRule="auto" w:line="240" w:before="0" w:after="0"/>
               <w:jc w:val="left"/>
               <w:rPr>
@@ -3786,13 +3883,14 @@
         </w:tc>
         <w:tc>
           <w:tcPr>
-            <w:tcW w:w="3931" w:type="dxa"/>
-            <w:tcBorders/>
-          </w:tcPr>
-          <w:p>
-            <w:pPr>
-              <w:pStyle w:val="Normal"/>
-              <w:widowControl/>
+            <w:tcW w:w="3932" w:type="dxa"/>
+            <w:tcBorders/>
+          </w:tcPr>
+          <w:p>
+            <w:pPr>
+              <w:pStyle w:val="Normal"/>
+              <w:widowControl/>
+              <w:suppressAutoHyphens w:val="true"/>
               <w:spacing w:lineRule="auto" w:line="240" w:before="0" w:after="0"/>
               <w:jc w:val="left"/>
               <w:rPr>
@@ -3820,6 +3918,7 @@
             <w:pPr>
               <w:pStyle w:val="Normal"/>
               <w:widowControl/>
+              <w:suppressAutoHyphens w:val="true"/>
               <w:spacing w:lineRule="auto" w:line="240" w:before="0" w:after="0"/>
               <w:jc w:val="left"/>
               <w:rPr>
@@ -3859,7 +3958,7 @@
                 <w:szCs w:val="20"/>
                 <w:lang w:val="en-US" w:eastAsia="en-US" w:bidi="ar-SA"/>
               </w:rPr>
-              <w:t xml:space="preserve">&lt;yyyy/mm/dd&gt; </w:t>
+              <w:t>&lt;yyyy/mm/dd&gt;</w:t>
             </w:r>
           </w:p>
         </w:tc>
@@ -3873,6 +3972,7 @@
             <w:pPr>
               <w:pStyle w:val="Normal"/>
               <w:widowControl/>
+              <w:suppressAutoHyphens w:val="true"/>
               <w:spacing w:lineRule="auto" w:line="240" w:before="0" w:after="0"/>
               <w:jc w:val="left"/>
               <w:rPr>
@@ -3893,13 +3993,14 @@
                 <w:szCs w:val="20"/>
                 <w:lang w:val="en-US" w:eastAsia="en-US" w:bidi="ar-SA"/>
               </w:rPr>
-              <w:t xml:space="preserve">Peer tester: </w:t>
-            </w:r>
-          </w:p>
-          <w:p>
-            <w:pPr>
-              <w:pStyle w:val="Normal"/>
-              <w:widowControl/>
+              <w:t>Peer tester:</w:t>
+            </w:r>
+          </w:p>
+          <w:p>
+            <w:pPr>
+              <w:pStyle w:val="Normal"/>
+              <w:widowControl/>
+              <w:suppressAutoHyphens w:val="true"/>
               <w:spacing w:lineRule="auto" w:line="240" w:before="0" w:after="0"/>
               <w:jc w:val="left"/>
               <w:rPr>
@@ -3950,13 +4051,14 @@
         </w:trPr>
         <w:tc>
           <w:tcPr>
-            <w:tcW w:w="1249" w:type="dxa"/>
-            <w:tcBorders/>
-          </w:tcPr>
-          <w:p>
-            <w:pPr>
-              <w:pStyle w:val="Normal"/>
-              <w:widowControl/>
+            <w:tcW w:w="1248" w:type="dxa"/>
+            <w:tcBorders/>
+          </w:tcPr>
+          <w:p>
+            <w:pPr>
+              <w:pStyle w:val="Normal"/>
+              <w:widowControl/>
+              <w:suppressAutoHyphens w:val="true"/>
               <w:spacing w:lineRule="auto" w:line="240" w:before="80" w:after="80"/>
               <w:jc w:val="left"/>
               <w:rPr>
@@ -3990,6 +4092,7 @@
             <w:pPr>
               <w:pStyle w:val="Normal"/>
               <w:widowControl/>
+              <w:suppressAutoHyphens w:val="true"/>
               <w:spacing w:lineRule="auto" w:line="240" w:before="80" w:after="80"/>
               <w:jc w:val="left"/>
               <w:rPr>
@@ -4016,13 +4119,14 @@
         </w:tc>
         <w:tc>
           <w:tcPr>
-            <w:tcW w:w="3931" w:type="dxa"/>
-            <w:tcBorders/>
-          </w:tcPr>
-          <w:p>
-            <w:pPr>
-              <w:pStyle w:val="Normal"/>
-              <w:widowControl/>
+            <w:tcW w:w="3932" w:type="dxa"/>
+            <w:tcBorders/>
+          </w:tcPr>
+          <w:p>
+            <w:pPr>
+              <w:pStyle w:val="Normal"/>
+              <w:widowControl/>
+              <w:suppressAutoHyphens w:val="true"/>
               <w:spacing w:lineRule="auto" w:line="240" w:before="80" w:after="80"/>
               <w:jc w:val="left"/>
               <w:rPr>
@@ -4056,6 +4160,7 @@
             <w:pPr>
               <w:pStyle w:val="Normal"/>
               <w:widowControl/>
+              <w:suppressAutoHyphens w:val="true"/>
               <w:spacing w:lineRule="auto" w:line="240" w:before="80" w:after="80"/>
               <w:jc w:val="left"/>
               <w:rPr>
@@ -4089,6 +4194,7 @@
             <w:pPr>
               <w:pStyle w:val="Normal"/>
               <w:widowControl/>
+              <w:suppressAutoHyphens w:val="true"/>
               <w:spacing w:lineRule="auto" w:line="240" w:before="80" w:after="80"/>
               <w:jc w:val="left"/>
               <w:rPr>
@@ -4120,13 +4226,14 @@
         </w:trPr>
         <w:tc>
           <w:tcPr>
-            <w:tcW w:w="1249" w:type="dxa"/>
-            <w:tcBorders/>
-          </w:tcPr>
-          <w:p>
-            <w:pPr>
-              <w:pStyle w:val="Normal"/>
-              <w:widowControl/>
+            <w:tcW w:w="1248" w:type="dxa"/>
+            <w:tcBorders/>
+          </w:tcPr>
+          <w:p>
+            <w:pPr>
+              <w:pStyle w:val="Normal"/>
+              <w:widowControl/>
+              <w:suppressAutoHyphens w:val="true"/>
               <w:spacing w:lineRule="auto" w:line="240" w:before="80" w:after="80"/>
               <w:jc w:val="left"/>
               <w:rPr>
@@ -4156,6 +4263,7 @@
             <w:pPr>
               <w:pStyle w:val="Normal"/>
               <w:widowControl/>
+              <w:suppressAutoHyphens w:val="true"/>
               <w:spacing w:lineRule="auto" w:line="240" w:before="80" w:after="80"/>
               <w:jc w:val="left"/>
               <w:rPr>
@@ -4180,29 +4288,29 @@
         </w:tc>
         <w:tc>
           <w:tcPr>
-            <w:tcW w:w="3931" w:type="dxa"/>
-            <w:tcBorders/>
-          </w:tcPr>
-          <w:p>
-            <w:pPr>
-              <w:pStyle w:val="Normal"/>
-              <w:widowControl/>
-              <w:spacing w:lineRule="auto" w:line="240" w:before="80" w:after="80"/>
-              <w:jc w:val="left"/>
-              <w:rPr>
-                <w:rFonts w:ascii="Arial" w:hAnsi="Arial" w:cs="Arial"/>
-                <w:color w:val="C00000"/>
-                <w:sz w:val="20"/>
-                <w:szCs w:val="20"/>
-              </w:rPr>
-            </w:pPr>
-            <w:r>
-              <w:rPr>
-                <w:rFonts w:eastAsia="Calibri" w:cs=""/>
-                <w:kern w:val="0"/>
-                <w:sz w:val="22"/>
-                <w:szCs w:val="22"/>
-                <w:lang w:val="en-US" w:eastAsia="en-US" w:bidi="ar-SA"/>
+            <w:tcW w:w="3932" w:type="dxa"/>
+            <w:tcBorders/>
+          </w:tcPr>
+          <w:p>
+            <w:pPr>
+              <w:pStyle w:val="Normal"/>
+              <w:widowControl/>
+              <w:suppressAutoHyphens w:val="true"/>
+              <w:spacing w:lineRule="auto" w:line="240" w:before="80" w:after="80"/>
+              <w:jc w:val="left"/>
+              <w:rPr>
+                <w:rFonts w:ascii="Arial" w:hAnsi="Arial" w:cs="Arial"/>
+                <w:color w:val="C00000"/>
+                <w:sz w:val="20"/>
+                <w:szCs w:val="20"/>
+              </w:rPr>
+            </w:pPr>
+            <w:r>
+              <w:rPr>
+                <w:rFonts w:cs="Arial" w:ascii="Arial" w:hAnsi="Arial"/>
+                <w:color w:val="C00000"/>
+                <w:sz w:val="20"/>
+                <w:szCs w:val="20"/>
               </w:rPr>
             </w:r>
           </w:p>
@@ -4216,6 +4324,7 @@
             <w:pPr>
               <w:pStyle w:val="Normal"/>
               <w:widowControl/>
+              <w:suppressAutoHyphens w:val="true"/>
               <w:spacing w:lineRule="auto" w:line="240" w:before="80" w:after="80"/>
               <w:jc w:val="left"/>
               <w:rPr>
@@ -4247,6 +4356,7 @@
             <w:pPr>
               <w:pStyle w:val="Normal"/>
               <w:widowControl/>
+              <w:suppressAutoHyphens w:val="true"/>
               <w:spacing w:lineRule="auto" w:line="240" w:before="80" w:after="80"/>
               <w:jc w:val="left"/>
               <w:rPr>
@@ -4276,13 +4386,14 @@
         </w:trPr>
         <w:tc>
           <w:tcPr>
-            <w:tcW w:w="1249" w:type="dxa"/>
-            <w:tcBorders/>
-          </w:tcPr>
-          <w:p>
-            <w:pPr>
-              <w:pStyle w:val="Normal"/>
-              <w:widowControl/>
+            <w:tcW w:w="1248" w:type="dxa"/>
+            <w:tcBorders/>
+          </w:tcPr>
+          <w:p>
+            <w:pPr>
+              <w:pStyle w:val="Normal"/>
+              <w:widowControl/>
+              <w:suppressAutoHyphens w:val="true"/>
               <w:spacing w:lineRule="auto" w:line="240" w:before="80" w:after="80"/>
               <w:jc w:val="left"/>
               <w:rPr>
@@ -4312,6 +4423,7 @@
             <w:pPr>
               <w:pStyle w:val="Normal"/>
               <w:widowControl/>
+              <w:suppressAutoHyphens w:val="true"/>
               <w:spacing w:lineRule="auto" w:line="240" w:before="80" w:after="80"/>
               <w:jc w:val="left"/>
               <w:rPr>
@@ -4336,13 +4448,14 @@
         </w:tc>
         <w:tc>
           <w:tcPr>
-            <w:tcW w:w="3931" w:type="dxa"/>
-            <w:tcBorders/>
-          </w:tcPr>
-          <w:p>
-            <w:pPr>
-              <w:pStyle w:val="Normal"/>
-              <w:widowControl/>
+            <w:tcW w:w="3932" w:type="dxa"/>
+            <w:tcBorders/>
+          </w:tcPr>
+          <w:p>
+            <w:pPr>
+              <w:pStyle w:val="Normal"/>
+              <w:widowControl/>
+              <w:suppressAutoHyphens w:val="true"/>
               <w:spacing w:lineRule="auto" w:line="240" w:before="80" w:after="80"/>
               <w:jc w:val="left"/>
               <w:rPr>
@@ -4374,6 +4487,7 @@
             <w:pPr>
               <w:pStyle w:val="Normal"/>
               <w:widowControl/>
+              <w:suppressAutoHyphens w:val="true"/>
               <w:spacing w:lineRule="auto" w:line="240" w:before="80" w:after="80"/>
               <w:jc w:val="left"/>
               <w:rPr>
@@ -4405,6 +4519,7 @@
             <w:pPr>
               <w:pStyle w:val="Normal"/>
               <w:widowControl/>
+              <w:suppressAutoHyphens w:val="true"/>
               <w:spacing w:lineRule="auto" w:line="240" w:before="80" w:after="80"/>
               <w:jc w:val="left"/>
               <w:rPr>
@@ -4434,13 +4549,14 @@
         </w:trPr>
         <w:tc>
           <w:tcPr>
-            <w:tcW w:w="1249" w:type="dxa"/>
-            <w:tcBorders/>
-          </w:tcPr>
-          <w:p>
-            <w:pPr>
-              <w:pStyle w:val="Normal"/>
-              <w:widowControl/>
+            <w:tcW w:w="1248" w:type="dxa"/>
+            <w:tcBorders/>
+          </w:tcPr>
+          <w:p>
+            <w:pPr>
+              <w:pStyle w:val="Normal"/>
+              <w:widowControl/>
+              <w:suppressAutoHyphens w:val="true"/>
               <w:spacing w:lineRule="auto" w:line="240" w:before="80" w:after="80"/>
               <w:jc w:val="left"/>
               <w:rPr>
@@ -4470,6 +4586,7 @@
             <w:pPr>
               <w:pStyle w:val="Normal"/>
               <w:widowControl/>
+              <w:suppressAutoHyphens w:val="true"/>
               <w:spacing w:lineRule="auto" w:line="240" w:before="80" w:after="80"/>
               <w:jc w:val="left"/>
               <w:rPr>
@@ -4494,13 +4611,14 @@
         </w:tc>
         <w:tc>
           <w:tcPr>
-            <w:tcW w:w="3931" w:type="dxa"/>
-            <w:tcBorders/>
-          </w:tcPr>
-          <w:p>
-            <w:pPr>
-              <w:pStyle w:val="Normal"/>
-              <w:widowControl/>
+            <w:tcW w:w="3932" w:type="dxa"/>
+            <w:tcBorders/>
+          </w:tcPr>
+          <w:p>
+            <w:pPr>
+              <w:pStyle w:val="Normal"/>
+              <w:widowControl/>
+              <w:suppressAutoHyphens w:val="true"/>
               <w:spacing w:lineRule="auto" w:line="240" w:before="80" w:after="80"/>
               <w:jc w:val="left"/>
               <w:rPr>
@@ -4528,6 +4646,7 @@
             <w:pPr>
               <w:pStyle w:val="Normal"/>
               <w:widowControl/>
+              <w:suppressAutoHyphens w:val="true"/>
               <w:spacing w:lineRule="auto" w:line="240" w:before="80" w:after="80"/>
               <w:jc w:val="left"/>
               <w:rPr>
@@ -4553,6 +4672,7 @@
             <w:pPr>
               <w:pStyle w:val="Normal"/>
               <w:widowControl/>
+              <w:suppressAutoHyphens w:val="true"/>
               <w:spacing w:lineRule="auto" w:line="240" w:before="80" w:after="80"/>
               <w:jc w:val="left"/>
               <w:rPr>
@@ -4578,6 +4698,7 @@
             <w:pPr>
               <w:pStyle w:val="Normal"/>
               <w:widowControl/>
+              <w:suppressAutoHyphens w:val="true"/>
               <w:spacing w:lineRule="auto" w:line="240" w:before="80" w:after="80"/>
               <w:jc w:val="left"/>
               <w:rPr>
@@ -4609,6 +4730,7 @@
             <w:pPr>
               <w:pStyle w:val="Normal"/>
               <w:widowControl/>
+              <w:suppressAutoHyphens w:val="true"/>
               <w:spacing w:lineRule="auto" w:line="240" w:before="80" w:after="80"/>
               <w:jc w:val="left"/>
               <w:rPr>
@@ -4640,6 +4762,7 @@
             <w:pPr>
               <w:pStyle w:val="Normal"/>
               <w:widowControl/>
+              <w:suppressAutoHyphens w:val="true"/>
               <w:spacing w:lineRule="auto" w:line="240" w:before="80" w:after="80"/>
               <w:jc w:val="left"/>
               <w:rPr>
@@ -4669,13 +4792,14 @@
         </w:trPr>
         <w:tc>
           <w:tcPr>
-            <w:tcW w:w="1249" w:type="dxa"/>
-            <w:tcBorders/>
-          </w:tcPr>
-          <w:p>
-            <w:pPr>
-              <w:pStyle w:val="Normal"/>
-              <w:widowControl/>
+            <w:tcW w:w="1248" w:type="dxa"/>
+            <w:tcBorders/>
+          </w:tcPr>
+          <w:p>
+            <w:pPr>
+              <w:pStyle w:val="Normal"/>
+              <w:widowControl/>
+              <w:suppressAutoHyphens w:val="true"/>
               <w:spacing w:lineRule="auto" w:line="240" w:before="80" w:after="80"/>
               <w:jc w:val="left"/>
               <w:rPr>
@@ -4705,6 +4829,7 @@
             <w:pPr>
               <w:pStyle w:val="Normal"/>
               <w:widowControl/>
+              <w:suppressAutoHyphens w:val="true"/>
               <w:spacing w:lineRule="auto" w:line="240" w:before="80" w:after="80"/>
               <w:jc w:val="left"/>
               <w:rPr>
@@ -4729,13 +4854,14 @@
         </w:tc>
         <w:tc>
           <w:tcPr>
-            <w:tcW w:w="3931" w:type="dxa"/>
-            <w:tcBorders/>
-          </w:tcPr>
-          <w:p>
-            <w:pPr>
-              <w:pStyle w:val="Normal"/>
-              <w:widowControl/>
+            <w:tcW w:w="3932" w:type="dxa"/>
+            <w:tcBorders/>
+          </w:tcPr>
+          <w:p>
+            <w:pPr>
+              <w:pStyle w:val="Normal"/>
+              <w:widowControl/>
+              <w:suppressAutoHyphens w:val="true"/>
               <w:spacing w:lineRule="auto" w:line="240" w:before="80" w:after="80"/>
               <w:jc w:val="left"/>
               <w:rPr>
@@ -4767,6 +4893,7 @@
             <w:pPr>
               <w:pStyle w:val="Normal"/>
               <w:widowControl/>
+              <w:suppressAutoHyphens w:val="true"/>
               <w:spacing w:lineRule="auto" w:line="240" w:before="80" w:after="80"/>
               <w:jc w:val="left"/>
               <w:rPr>
@@ -4798,6 +4925,7 @@
             <w:pPr>
               <w:pStyle w:val="Normal"/>
               <w:widowControl/>
+              <w:suppressAutoHyphens w:val="true"/>
               <w:spacing w:lineRule="auto" w:line="240" w:before="80" w:after="80"/>
               <w:jc w:val="left"/>
               <w:rPr>
@@ -4827,13 +4955,14 @@
         </w:trPr>
         <w:tc>
           <w:tcPr>
-            <w:tcW w:w="1249" w:type="dxa"/>
-            <w:tcBorders/>
-          </w:tcPr>
-          <w:p>
-            <w:pPr>
-              <w:pStyle w:val="Normal"/>
-              <w:widowControl/>
+            <w:tcW w:w="1248" w:type="dxa"/>
+            <w:tcBorders/>
+          </w:tcPr>
+          <w:p>
+            <w:pPr>
+              <w:pStyle w:val="Normal"/>
+              <w:widowControl/>
+              <w:suppressAutoHyphens w:val="true"/>
               <w:spacing w:lineRule="auto" w:line="240" w:before="80" w:after="80"/>
               <w:jc w:val="left"/>
               <w:rPr>
@@ -4863,6 +4992,7 @@
             <w:pPr>
               <w:pStyle w:val="Normal"/>
               <w:widowControl/>
+              <w:suppressAutoHyphens w:val="true"/>
               <w:spacing w:lineRule="auto" w:line="240" w:before="80" w:after="80"/>
               <w:jc w:val="left"/>
               <w:rPr>
@@ -4887,13 +5017,14 @@
         </w:tc>
         <w:tc>
           <w:tcPr>
-            <w:tcW w:w="3931" w:type="dxa"/>
-            <w:tcBorders/>
-          </w:tcPr>
-          <w:p>
-            <w:pPr>
-              <w:pStyle w:val="Normal"/>
-              <w:widowControl/>
+            <w:tcW w:w="3932" w:type="dxa"/>
+            <w:tcBorders/>
+          </w:tcPr>
+          <w:p>
+            <w:pPr>
+              <w:pStyle w:val="Normal"/>
+              <w:widowControl/>
+              <w:suppressAutoHyphens w:val="true"/>
               <w:spacing w:lineRule="auto" w:line="240" w:before="80" w:after="80"/>
               <w:jc w:val="left"/>
               <w:rPr>
@@ -4925,6 +5056,7 @@
             <w:pPr>
               <w:pStyle w:val="Normal"/>
               <w:widowControl/>
+              <w:suppressAutoHyphens w:val="true"/>
               <w:spacing w:lineRule="auto" w:line="240" w:before="80" w:after="80"/>
               <w:jc w:val="left"/>
               <w:rPr>
@@ -4956,6 +5088,7 @@
             <w:pPr>
               <w:pStyle w:val="Normal"/>
               <w:widowControl/>
+              <w:suppressAutoHyphens w:val="true"/>
               <w:spacing w:lineRule="auto" w:line="240" w:before="80" w:after="80"/>
               <w:jc w:val="left"/>
               <w:rPr>
@@ -4985,13 +5118,14 @@
         </w:trPr>
         <w:tc>
           <w:tcPr>
-            <w:tcW w:w="1249" w:type="dxa"/>
-            <w:tcBorders/>
-          </w:tcPr>
-          <w:p>
-            <w:pPr>
-              <w:pStyle w:val="Normal"/>
-              <w:widowControl/>
+            <w:tcW w:w="1248" w:type="dxa"/>
+            <w:tcBorders/>
+          </w:tcPr>
+          <w:p>
+            <w:pPr>
+              <w:pStyle w:val="Normal"/>
+              <w:widowControl/>
+              <w:suppressAutoHyphens w:val="true"/>
               <w:spacing w:lineRule="auto" w:line="240" w:before="80" w:after="80"/>
               <w:jc w:val="left"/>
               <w:rPr>
@@ -5018,7 +5152,7 @@
         </w:tc>
         <w:tc>
           <w:tcPr>
-            <w:tcW w:w="11701" w:type="dxa"/>
+            <w:tcW w:w="11702" w:type="dxa"/>
             <w:gridSpan w:val="4"/>
             <w:tcBorders/>
           </w:tcPr>
@@ -5026,6 +5160,7 @@
             <w:pPr>
               <w:pStyle w:val="Normal"/>
               <w:widowControl/>
+              <w:suppressAutoHyphens w:val="true"/>
               <w:spacing w:lineRule="auto" w:line="240" w:before="80" w:after="80"/>
               <w:jc w:val="left"/>
               <w:rPr>
@@ -5100,9 +5235,9 @@
         <w:tblLook w:val="04a0" w:noHBand="0" w:noVBand="1" w:firstColumn="1" w:lastRow="0" w:lastColumn="0" w:firstRow="1"/>
       </w:tblPr>
       <w:tblGrid>
-        <w:gridCol w:w="1249"/>
+        <w:gridCol w:w="1248"/>
         <w:gridCol w:w="3570"/>
-        <w:gridCol w:w="3931"/>
+        <w:gridCol w:w="3932"/>
         <w:gridCol w:w="2147"/>
         <w:gridCol w:w="2053"/>
       </w:tblGrid>
@@ -5112,13 +5247,14 @@
         </w:trPr>
         <w:tc>
           <w:tcPr>
-            <w:tcW w:w="1249" w:type="dxa"/>
+            <w:tcW w:w="1248" w:type="dxa"/>
             <w:tcBorders/>
           </w:tcPr>
           <w:p>
             <w:pPr>
               <w:pStyle w:val="NoSpacing"/>
               <w:widowControl/>
+              <w:suppressAutoHyphens w:val="true"/>
               <w:spacing w:before="80" w:after="80"/>
               <w:jc w:val="left"/>
               <w:rPr>
@@ -5141,7 +5277,7 @@
         </w:tc>
         <w:tc>
           <w:tcPr>
-            <w:tcW w:w="11701" w:type="dxa"/>
+            <w:tcW w:w="11702" w:type="dxa"/>
             <w:gridSpan w:val="4"/>
             <w:tcBorders/>
           </w:tcPr>
@@ -5149,6 +5285,7 @@
             <w:pPr>
               <w:pStyle w:val="Heading1"/>
               <w:widowControl/>
+              <w:suppressAutoHyphens w:val="true"/>
               <w:spacing w:lineRule="auto" w:line="240" w:before="240" w:after="0"/>
               <w:jc w:val="left"/>
               <w:rPr>
@@ -5192,13 +5329,14 @@
         </w:trPr>
         <w:tc>
           <w:tcPr>
-            <w:tcW w:w="1249" w:type="dxa"/>
+            <w:tcW w:w="1248" w:type="dxa"/>
             <w:tcBorders/>
           </w:tcPr>
           <w:p>
             <w:pPr>
               <w:pStyle w:val="NoSpacing"/>
               <w:widowControl/>
+              <w:suppressAutoHyphens w:val="true"/>
               <w:spacing w:before="80" w:after="80"/>
               <w:jc w:val="left"/>
               <w:rPr>
@@ -5209,11 +5347,9 @@
             </w:pPr>
             <w:r>
               <w:rPr>
-                <w:rFonts w:eastAsia="Calibri" w:cs="Arial" w:ascii="Arial" w:hAnsi="Arial"/>
-                <w:kern w:val="0"/>
+                <w:rFonts w:cs="Arial" w:ascii="Arial" w:hAnsi="Arial"/>
                 <w:sz w:val="24"/>
                 <w:szCs w:val="24"/>
-                <w:lang w:val="en-US" w:eastAsia="en-US" w:bidi="ar-SA"/>
               </w:rPr>
             </w:r>
           </w:p>
@@ -5227,6 +5363,7 @@
             <w:pPr>
               <w:pStyle w:val="Normal"/>
               <w:widowControl/>
+              <w:suppressAutoHyphens w:val="true"/>
               <w:spacing w:lineRule="auto" w:line="240" w:before="0" w:after="0"/>
               <w:jc w:val="left"/>
               <w:rPr>
@@ -5264,13 +5401,14 @@
         </w:tc>
         <w:tc>
           <w:tcPr>
-            <w:tcW w:w="3931" w:type="dxa"/>
-            <w:tcBorders/>
-          </w:tcPr>
-          <w:p>
-            <w:pPr>
-              <w:pStyle w:val="Normal"/>
-              <w:widowControl/>
+            <w:tcW w:w="3932" w:type="dxa"/>
+            <w:tcBorders/>
+          </w:tcPr>
+          <w:p>
+            <w:pPr>
+              <w:pStyle w:val="Normal"/>
+              <w:widowControl/>
+              <w:suppressAutoHyphens w:val="true"/>
               <w:spacing w:lineRule="auto" w:line="240" w:before="0" w:after="0"/>
               <w:jc w:val="left"/>
               <w:rPr>
@@ -5298,6 +5436,7 @@
             <w:pPr>
               <w:pStyle w:val="Normal"/>
               <w:widowControl/>
+              <w:suppressAutoHyphens w:val="true"/>
               <w:spacing w:lineRule="auto" w:line="240" w:before="0" w:after="0"/>
               <w:jc w:val="left"/>
               <w:rPr>
@@ -5337,7 +5476,7 @@
                 <w:szCs w:val="20"/>
                 <w:lang w:val="en-US" w:eastAsia="en-US" w:bidi="ar-SA"/>
               </w:rPr>
-              <w:t xml:space="preserve">&lt;yyyy/mm/dd&gt; </w:t>
+              <w:t>&lt;yyyy/mm/dd&gt;</w:t>
             </w:r>
           </w:p>
         </w:tc>
@@ -5351,6 +5490,7 @@
             <w:pPr>
               <w:pStyle w:val="Normal"/>
               <w:widowControl/>
+              <w:suppressAutoHyphens w:val="true"/>
               <w:spacing w:lineRule="auto" w:line="240" w:before="0" w:after="0"/>
               <w:jc w:val="left"/>
               <w:rPr>
@@ -5371,13 +5511,14 @@
                 <w:szCs w:val="20"/>
                 <w:lang w:val="en-US" w:eastAsia="en-US" w:bidi="ar-SA"/>
               </w:rPr>
-              <w:t xml:space="preserve">Peer tester: </w:t>
-            </w:r>
-          </w:p>
-          <w:p>
-            <w:pPr>
-              <w:pStyle w:val="Normal"/>
-              <w:widowControl/>
+              <w:t>Peer tester:</w:t>
+            </w:r>
+          </w:p>
+          <w:p>
+            <w:pPr>
+              <w:pStyle w:val="Normal"/>
+              <w:widowControl/>
+              <w:suppressAutoHyphens w:val="true"/>
               <w:spacing w:lineRule="auto" w:line="240" w:before="0" w:after="0"/>
               <w:jc w:val="left"/>
               <w:rPr>
@@ -5428,13 +5569,14 @@
         </w:trPr>
         <w:tc>
           <w:tcPr>
-            <w:tcW w:w="1249" w:type="dxa"/>
-            <w:tcBorders/>
-          </w:tcPr>
-          <w:p>
-            <w:pPr>
-              <w:pStyle w:val="Normal"/>
-              <w:widowControl/>
+            <w:tcW w:w="1248" w:type="dxa"/>
+            <w:tcBorders/>
+          </w:tcPr>
+          <w:p>
+            <w:pPr>
+              <w:pStyle w:val="Normal"/>
+              <w:widowControl/>
+              <w:suppressAutoHyphens w:val="true"/>
               <w:spacing w:lineRule="auto" w:line="240" w:before="80" w:after="80"/>
               <w:jc w:val="left"/>
               <w:rPr>
@@ -5468,6 +5610,7 @@
             <w:pPr>
               <w:pStyle w:val="Normal"/>
               <w:widowControl/>
+              <w:suppressAutoHyphens w:val="true"/>
               <w:spacing w:lineRule="auto" w:line="240" w:before="80" w:after="80"/>
               <w:jc w:val="left"/>
               <w:rPr>
@@ -5494,13 +5637,14 @@
         </w:tc>
         <w:tc>
           <w:tcPr>
-            <w:tcW w:w="3931" w:type="dxa"/>
-            <w:tcBorders/>
-          </w:tcPr>
-          <w:p>
-            <w:pPr>
-              <w:pStyle w:val="Normal"/>
-              <w:widowControl/>
+            <w:tcW w:w="3932" w:type="dxa"/>
+            <w:tcBorders/>
+          </w:tcPr>
+          <w:p>
+            <w:pPr>
+              <w:pStyle w:val="Normal"/>
+              <w:widowControl/>
+              <w:suppressAutoHyphens w:val="true"/>
               <w:spacing w:lineRule="auto" w:line="240" w:before="80" w:after="80"/>
               <w:jc w:val="left"/>
               <w:rPr>
@@ -5534,6 +5678,7 @@
             <w:pPr>
               <w:pStyle w:val="Normal"/>
               <w:widowControl/>
+              <w:suppressAutoHyphens w:val="true"/>
               <w:spacing w:lineRule="auto" w:line="240" w:before="80" w:after="80"/>
               <w:jc w:val="left"/>
               <w:rPr>
@@ -5567,6 +5712,7 @@
             <w:pPr>
               <w:pStyle w:val="Normal"/>
               <w:widowControl/>
+              <w:suppressAutoHyphens w:val="true"/>
               <w:spacing w:lineRule="auto" w:line="240" w:before="80" w:after="80"/>
               <w:jc w:val="left"/>
               <w:rPr>
@@ -5598,13 +5744,14 @@
         </w:trPr>
         <w:tc>
           <w:tcPr>
-            <w:tcW w:w="1249" w:type="dxa"/>
-            <w:tcBorders/>
-          </w:tcPr>
-          <w:p>
-            <w:pPr>
-              <w:pStyle w:val="Normal"/>
-              <w:widowControl/>
+            <w:tcW w:w="1248" w:type="dxa"/>
+            <w:tcBorders/>
+          </w:tcPr>
+          <w:p>
+            <w:pPr>
+              <w:pStyle w:val="Normal"/>
+              <w:widowControl/>
+              <w:suppressAutoHyphens w:val="true"/>
               <w:spacing w:lineRule="auto" w:line="240" w:before="80" w:after="80"/>
               <w:jc w:val="left"/>
               <w:rPr>
@@ -5634,6 +5781,7 @@
             <w:pPr>
               <w:pStyle w:val="Normal"/>
               <w:widowControl/>
+              <w:suppressAutoHyphens w:val="true"/>
               <w:spacing w:lineRule="auto" w:line="240" w:before="80" w:after="80"/>
               <w:jc w:val="left"/>
               <w:rPr>
@@ -5658,29 +5806,29 @@
         </w:tc>
         <w:tc>
           <w:tcPr>
-            <w:tcW w:w="3931" w:type="dxa"/>
-            <w:tcBorders/>
-          </w:tcPr>
-          <w:p>
-            <w:pPr>
-              <w:pStyle w:val="Normal"/>
-              <w:widowControl/>
-              <w:spacing w:lineRule="auto" w:line="240" w:before="80" w:after="80"/>
-              <w:jc w:val="left"/>
-              <w:rPr>
-                <w:rFonts w:ascii="Arial" w:hAnsi="Arial" w:cs="Arial"/>
-                <w:color w:val="C00000"/>
-                <w:sz w:val="20"/>
-                <w:szCs w:val="20"/>
-              </w:rPr>
-            </w:pPr>
-            <w:r>
-              <w:rPr>
-                <w:rFonts w:eastAsia="Calibri" w:cs=""/>
-                <w:kern w:val="0"/>
-                <w:sz w:val="22"/>
-                <w:szCs w:val="22"/>
-                <w:lang w:val="en-US" w:eastAsia="en-US" w:bidi="ar-SA"/>
+            <w:tcW w:w="3932" w:type="dxa"/>
+            <w:tcBorders/>
+          </w:tcPr>
+          <w:p>
+            <w:pPr>
+              <w:pStyle w:val="Normal"/>
+              <w:widowControl/>
+              <w:suppressAutoHyphens w:val="true"/>
+              <w:spacing w:lineRule="auto" w:line="240" w:before="80" w:after="80"/>
+              <w:jc w:val="left"/>
+              <w:rPr>
+                <w:rFonts w:ascii="Arial" w:hAnsi="Arial" w:cs="Arial"/>
+                <w:color w:val="C00000"/>
+                <w:sz w:val="20"/>
+                <w:szCs w:val="20"/>
+              </w:rPr>
+            </w:pPr>
+            <w:r>
+              <w:rPr>
+                <w:rFonts w:cs="Arial" w:ascii="Arial" w:hAnsi="Arial"/>
+                <w:color w:val="C00000"/>
+                <w:sz w:val="20"/>
+                <w:szCs w:val="20"/>
               </w:rPr>
             </w:r>
           </w:p>
@@ -5694,6 +5842,7 @@
             <w:pPr>
               <w:pStyle w:val="Normal"/>
               <w:widowControl/>
+              <w:suppressAutoHyphens w:val="true"/>
               <w:spacing w:lineRule="auto" w:line="240" w:before="80" w:after="80"/>
               <w:jc w:val="left"/>
               <w:rPr>
@@ -5725,6 +5874,7 @@
             <w:pPr>
               <w:pStyle w:val="Normal"/>
               <w:widowControl/>
+              <w:suppressAutoHyphens w:val="true"/>
               <w:spacing w:lineRule="auto" w:line="240" w:before="80" w:after="80"/>
               <w:jc w:val="left"/>
               <w:rPr>
@@ -5754,13 +5904,14 @@
         </w:trPr>
         <w:tc>
           <w:tcPr>
-            <w:tcW w:w="1249" w:type="dxa"/>
-            <w:tcBorders/>
-          </w:tcPr>
-          <w:p>
-            <w:pPr>
-              <w:pStyle w:val="Normal"/>
-              <w:widowControl/>
+            <w:tcW w:w="1248" w:type="dxa"/>
+            <w:tcBorders/>
+          </w:tcPr>
+          <w:p>
+            <w:pPr>
+              <w:pStyle w:val="Normal"/>
+              <w:widowControl/>
+              <w:suppressAutoHyphens w:val="true"/>
               <w:spacing w:lineRule="auto" w:line="240" w:before="80" w:after="80"/>
               <w:jc w:val="left"/>
               <w:rPr>
@@ -5790,6 +5941,7 @@
             <w:pPr>
               <w:pStyle w:val="Normal"/>
               <w:widowControl/>
+              <w:suppressAutoHyphens w:val="true"/>
               <w:spacing w:lineRule="auto" w:line="240" w:before="80" w:after="80"/>
               <w:jc w:val="left"/>
               <w:rPr>
@@ -5814,29 +5966,29 @@
         </w:tc>
         <w:tc>
           <w:tcPr>
-            <w:tcW w:w="3931" w:type="dxa"/>
-            <w:tcBorders/>
-          </w:tcPr>
-          <w:p>
-            <w:pPr>
-              <w:pStyle w:val="Normal"/>
-              <w:widowControl/>
-              <w:spacing w:lineRule="auto" w:line="240" w:before="80" w:after="80"/>
-              <w:jc w:val="left"/>
-              <w:rPr>
-                <w:rFonts w:ascii="Arial" w:hAnsi="Arial" w:cs="Arial"/>
-                <w:color w:val="C00000"/>
-                <w:sz w:val="20"/>
-                <w:szCs w:val="20"/>
-              </w:rPr>
-            </w:pPr>
-            <w:r>
-              <w:rPr>
-                <w:rFonts w:eastAsia="Calibri" w:cs=""/>
-                <w:kern w:val="0"/>
-                <w:sz w:val="22"/>
-                <w:szCs w:val="22"/>
-                <w:lang w:val="en-US" w:eastAsia="en-US" w:bidi="ar-SA"/>
+            <w:tcW w:w="3932" w:type="dxa"/>
+            <w:tcBorders/>
+          </w:tcPr>
+          <w:p>
+            <w:pPr>
+              <w:pStyle w:val="Normal"/>
+              <w:widowControl/>
+              <w:suppressAutoHyphens w:val="true"/>
+              <w:spacing w:lineRule="auto" w:line="240" w:before="80" w:after="80"/>
+              <w:jc w:val="left"/>
+              <w:rPr>
+                <w:rFonts w:ascii="Arial" w:hAnsi="Arial" w:cs="Arial"/>
+                <w:color w:val="C00000"/>
+                <w:sz w:val="20"/>
+                <w:szCs w:val="20"/>
+              </w:rPr>
+            </w:pPr>
+            <w:r>
+              <w:rPr>
+                <w:rFonts w:cs="Arial" w:ascii="Arial" w:hAnsi="Arial"/>
+                <w:color w:val="C00000"/>
+                <w:sz w:val="20"/>
+                <w:szCs w:val="20"/>
               </w:rPr>
             </w:r>
           </w:p>
@@ -5850,6 +6002,7 @@
             <w:pPr>
               <w:pStyle w:val="Normal"/>
               <w:widowControl/>
+              <w:suppressAutoHyphens w:val="true"/>
               <w:spacing w:lineRule="auto" w:line="240" w:before="80" w:after="80"/>
               <w:jc w:val="left"/>
               <w:rPr>
@@ -5881,6 +6034,7 @@
             <w:pPr>
               <w:pStyle w:val="Normal"/>
               <w:widowControl/>
+              <w:suppressAutoHyphens w:val="true"/>
               <w:spacing w:lineRule="auto" w:line="240" w:before="80" w:after="80"/>
               <w:jc w:val="left"/>
               <w:rPr>
@@ -5910,13 +6064,14 @@
         </w:trPr>
         <w:tc>
           <w:tcPr>
-            <w:tcW w:w="1249" w:type="dxa"/>
-            <w:tcBorders/>
-          </w:tcPr>
-          <w:p>
-            <w:pPr>
-              <w:pStyle w:val="Normal"/>
-              <w:widowControl/>
+            <w:tcW w:w="1248" w:type="dxa"/>
+            <w:tcBorders/>
+          </w:tcPr>
+          <w:p>
+            <w:pPr>
+              <w:pStyle w:val="Normal"/>
+              <w:widowControl/>
+              <w:suppressAutoHyphens w:val="true"/>
               <w:spacing w:lineRule="auto" w:line="240" w:before="80" w:after="80"/>
               <w:jc w:val="left"/>
               <w:rPr>
@@ -5946,6 +6101,7 @@
             <w:pPr>
               <w:pStyle w:val="Normal"/>
               <w:widowControl/>
+              <w:suppressAutoHyphens w:val="true"/>
               <w:spacing w:lineRule="auto" w:line="240" w:before="80" w:after="80"/>
               <w:jc w:val="left"/>
               <w:rPr>
@@ -5970,29 +6126,29 @@
         </w:tc>
         <w:tc>
           <w:tcPr>
-            <w:tcW w:w="3931" w:type="dxa"/>
-            <w:tcBorders/>
-          </w:tcPr>
-          <w:p>
-            <w:pPr>
-              <w:pStyle w:val="Normal"/>
-              <w:widowControl/>
-              <w:spacing w:lineRule="auto" w:line="240" w:before="80" w:after="80"/>
-              <w:jc w:val="left"/>
-              <w:rPr>
-                <w:rFonts w:ascii="Arial" w:hAnsi="Arial" w:cs="Arial"/>
-                <w:color w:val="C00000"/>
-                <w:sz w:val="20"/>
-                <w:szCs w:val="20"/>
-              </w:rPr>
-            </w:pPr>
-            <w:r>
-              <w:rPr>
-                <w:rFonts w:eastAsia="Calibri" w:cs=""/>
-                <w:kern w:val="0"/>
-                <w:sz w:val="22"/>
-                <w:szCs w:val="22"/>
-                <w:lang w:val="en-US" w:eastAsia="en-US" w:bidi="ar-SA"/>
+            <w:tcW w:w="3932" w:type="dxa"/>
+            <w:tcBorders/>
+          </w:tcPr>
+          <w:p>
+            <w:pPr>
+              <w:pStyle w:val="Normal"/>
+              <w:widowControl/>
+              <w:suppressAutoHyphens w:val="true"/>
+              <w:spacing w:lineRule="auto" w:line="240" w:before="80" w:after="80"/>
+              <w:jc w:val="left"/>
+              <w:rPr>
+                <w:rFonts w:ascii="Arial" w:hAnsi="Arial" w:cs="Arial"/>
+                <w:color w:val="C00000"/>
+                <w:sz w:val="20"/>
+                <w:szCs w:val="20"/>
+              </w:rPr>
+            </w:pPr>
+            <w:r>
+              <w:rPr>
+                <w:rFonts w:cs="Arial" w:ascii="Arial" w:hAnsi="Arial"/>
+                <w:color w:val="C00000"/>
+                <w:sz w:val="20"/>
+                <w:szCs w:val="20"/>
               </w:rPr>
             </w:r>
           </w:p>
@@ -6006,6 +6162,7 @@
             <w:pPr>
               <w:pStyle w:val="Normal"/>
               <w:widowControl/>
+              <w:suppressAutoHyphens w:val="true"/>
               <w:spacing w:lineRule="auto" w:line="240" w:before="80" w:after="80"/>
               <w:jc w:val="left"/>
               <w:rPr>
@@ -6037,6 +6194,7 @@
             <w:pPr>
               <w:pStyle w:val="Normal"/>
               <w:widowControl/>
+              <w:suppressAutoHyphens w:val="true"/>
               <w:spacing w:lineRule="auto" w:line="240" w:before="80" w:after="80"/>
               <w:jc w:val="left"/>
               <w:rPr>
@@ -6066,13 +6224,14 @@
         </w:trPr>
         <w:tc>
           <w:tcPr>
-            <w:tcW w:w="1249" w:type="dxa"/>
-            <w:tcBorders/>
-          </w:tcPr>
-          <w:p>
-            <w:pPr>
-              <w:pStyle w:val="Normal"/>
-              <w:widowControl/>
+            <w:tcW w:w="1248" w:type="dxa"/>
+            <w:tcBorders/>
+          </w:tcPr>
+          <w:p>
+            <w:pPr>
+              <w:pStyle w:val="Normal"/>
+              <w:widowControl/>
+              <w:suppressAutoHyphens w:val="true"/>
               <w:spacing w:lineRule="auto" w:line="240" w:before="80" w:after="80"/>
               <w:jc w:val="left"/>
               <w:rPr>
@@ -6102,6 +6261,7 @@
             <w:pPr>
               <w:pStyle w:val="Normal"/>
               <w:widowControl/>
+              <w:suppressAutoHyphens w:val="true"/>
               <w:spacing w:lineRule="auto" w:line="240" w:before="80" w:after="80"/>
               <w:jc w:val="left"/>
               <w:rPr>
@@ -6127,6 +6287,7 @@
             <w:pPr>
               <w:pStyle w:val="Normal"/>
               <w:widowControl/>
+              <w:suppressAutoHyphens w:val="true"/>
               <w:spacing w:lineRule="auto" w:line="240" w:before="80" w:after="80"/>
               <w:jc w:val="left"/>
               <w:rPr>
@@ -6151,29 +6312,29 @@
         </w:tc>
         <w:tc>
           <w:tcPr>
-            <w:tcW w:w="3931" w:type="dxa"/>
-            <w:tcBorders/>
-          </w:tcPr>
-          <w:p>
-            <w:pPr>
-              <w:pStyle w:val="Normal"/>
-              <w:widowControl/>
-              <w:spacing w:lineRule="auto" w:line="240" w:before="80" w:after="80"/>
-              <w:jc w:val="left"/>
-              <w:rPr>
-                <w:rFonts w:ascii="Arial" w:hAnsi="Arial" w:cs="Arial"/>
-                <w:color w:val="C00000"/>
-                <w:sz w:val="20"/>
-                <w:szCs w:val="20"/>
-              </w:rPr>
-            </w:pPr>
-            <w:r>
-              <w:rPr>
-                <w:rFonts w:eastAsia="Calibri" w:cs=""/>
-                <w:kern w:val="0"/>
-                <w:sz w:val="22"/>
-                <w:szCs w:val="22"/>
-                <w:lang w:val="en-US" w:eastAsia="en-US" w:bidi="ar-SA"/>
+            <w:tcW w:w="3932" w:type="dxa"/>
+            <w:tcBorders/>
+          </w:tcPr>
+          <w:p>
+            <w:pPr>
+              <w:pStyle w:val="Normal"/>
+              <w:widowControl/>
+              <w:suppressAutoHyphens w:val="true"/>
+              <w:spacing w:lineRule="auto" w:line="240" w:before="80" w:after="80"/>
+              <w:jc w:val="left"/>
+              <w:rPr>
+                <w:rFonts w:ascii="Arial" w:hAnsi="Arial" w:cs="Arial"/>
+                <w:color w:val="C00000"/>
+                <w:sz w:val="20"/>
+                <w:szCs w:val="20"/>
+              </w:rPr>
+            </w:pPr>
+            <w:r>
+              <w:rPr>
+                <w:rFonts w:cs="Arial" w:ascii="Arial" w:hAnsi="Arial"/>
+                <w:color w:val="C00000"/>
+                <w:sz w:val="20"/>
+                <w:szCs w:val="20"/>
               </w:rPr>
             </w:r>
           </w:p>
@@ -6187,6 +6348,7 @@
             <w:pPr>
               <w:pStyle w:val="Normal"/>
               <w:widowControl/>
+              <w:suppressAutoHyphens w:val="true"/>
               <w:spacing w:lineRule="auto" w:line="240" w:before="80" w:after="80"/>
               <w:jc w:val="left"/>
               <w:rPr>
@@ -6218,6 +6380,7 @@
             <w:pPr>
               <w:pStyle w:val="Normal"/>
               <w:widowControl/>
+              <w:suppressAutoHyphens w:val="true"/>
               <w:spacing w:lineRule="auto" w:line="240" w:before="80" w:after="80"/>
               <w:jc w:val="left"/>
               <w:rPr>
@@ -6247,13 +6410,14 @@
         </w:trPr>
         <w:tc>
           <w:tcPr>
-            <w:tcW w:w="1249" w:type="dxa"/>
-            <w:tcBorders/>
-          </w:tcPr>
-          <w:p>
-            <w:pPr>
-              <w:pStyle w:val="Normal"/>
-              <w:widowControl/>
+            <w:tcW w:w="1248" w:type="dxa"/>
+            <w:tcBorders/>
+          </w:tcPr>
+          <w:p>
+            <w:pPr>
+              <w:pStyle w:val="Normal"/>
+              <w:widowControl/>
+              <w:suppressAutoHyphens w:val="true"/>
               <w:spacing w:lineRule="auto" w:line="240" w:before="80" w:after="80"/>
               <w:jc w:val="left"/>
               <w:rPr>
@@ -6283,6 +6447,7 @@
             <w:pPr>
               <w:pStyle w:val="Normal"/>
               <w:widowControl/>
+              <w:suppressAutoHyphens w:val="true"/>
               <w:spacing w:lineRule="auto" w:line="240" w:before="80" w:after="80"/>
               <w:jc w:val="left"/>
               <w:rPr>
@@ -6307,76 +6472,33 @@
         </w:tc>
         <w:tc>
           <w:tcPr>
-            <w:tcW w:w="3931" w:type="dxa"/>
-            <w:tcBorders/>
-          </w:tcPr>
-          <w:p>
-            <w:pPr>
-              <w:pStyle w:val="Normal"/>
-              <w:widowControl/>
-              <w:spacing w:lineRule="auto" w:line="240" w:before="80" w:after="80"/>
-              <w:jc w:val="left"/>
-              <w:rPr>
-                <w:rFonts w:ascii="Arial" w:hAnsi="Arial" w:cs="Arial"/>
-                <w:color w:val="C00000"/>
-                <w:sz w:val="20"/>
-                <w:szCs w:val="20"/>
-              </w:rPr>
-            </w:pPr>
-            <w:r>
-              <w:rPr>
-                <w:rFonts w:eastAsia="Calibri" w:cs="Arial" w:ascii="Arial" w:hAnsi="Arial"/>
-                <w:color w:val="C00000"/>
-                <w:kern w:val="0"/>
-                <w:sz w:val="20"/>
-                <w:szCs w:val="20"/>
-                <w:lang w:val="en-US" w:eastAsia="en-US" w:bidi="ar-SA"/>
-              </w:rPr>
-              <w:t>Reservation summary page is not cut off or altered. Special request is displayed faithfully. No html tags in the message are rendered, and the user</w:t>
-            </w:r>
-            <w:r>
-              <w:rPr>
-                <w:rFonts w:eastAsia="Calibri" w:cs="Arial" w:ascii="Arial" w:hAnsi="Arial"/>
-                <w:color w:val="C00000"/>
-                <w:kern w:val="0"/>
-                <w:sz w:val="20"/>
-                <w:szCs w:val="20"/>
-                <w:lang w:val="en-US" w:eastAsia="en-US" w:bidi="ar-SA"/>
-              </w:rPr>
-              <w:t xml:space="preserve">'s </w:t>
-            </w:r>
-            <w:r>
-              <w:rPr>
-                <w:rFonts w:eastAsia="Calibri" w:cs="Arial" w:ascii="Arial" w:hAnsi="Arial"/>
-                <w:color w:val="C00000"/>
-                <w:kern w:val="0"/>
-                <w:sz w:val="20"/>
-                <w:szCs w:val="20"/>
-                <w:lang w:val="en-US" w:eastAsia="en-US" w:bidi="ar-SA"/>
-              </w:rPr>
-              <w:t xml:space="preserve">id is not </w:t>
-            </w:r>
-            <w:r>
-              <w:rPr>
-                <w:rFonts w:eastAsia="Calibri" w:cs="Arial" w:ascii="Arial" w:hAnsi="Arial"/>
-                <w:color w:val="C00000"/>
-                <w:kern w:val="0"/>
-                <w:sz w:val="20"/>
-                <w:szCs w:val="20"/>
-                <w:lang w:val="en-US" w:eastAsia="en-US" w:bidi="ar-SA"/>
-              </w:rPr>
-              <w:t>retrieved</w:t>
-            </w:r>
-            <w:r>
-              <w:rPr>
-                <w:rFonts w:eastAsia="Calibri" w:cs="Arial" w:ascii="Arial" w:hAnsi="Arial"/>
-                <w:color w:val="C00000"/>
-                <w:kern w:val="0"/>
-                <w:sz w:val="20"/>
-                <w:szCs w:val="20"/>
-                <w:lang w:val="en-US" w:eastAsia="en-US" w:bidi="ar-SA"/>
-              </w:rPr>
-              <w:t xml:space="preserve">. Emoji is faithfully reproduced. </w:t>
+            <w:tcW w:w="3932" w:type="dxa"/>
+            <w:tcBorders/>
+          </w:tcPr>
+          <w:p>
+            <w:pPr>
+              <w:pStyle w:val="Normal"/>
+              <w:widowControl/>
+              <w:suppressAutoHyphens w:val="true"/>
+              <w:spacing w:lineRule="auto" w:line="240" w:before="80" w:after="80"/>
+              <w:jc w:val="left"/>
+              <w:rPr>
+                <w:rFonts w:ascii="Arial" w:hAnsi="Arial" w:cs="Arial"/>
+                <w:color w:val="C00000"/>
+                <w:sz w:val="20"/>
+                <w:szCs w:val="20"/>
+              </w:rPr>
+            </w:pPr>
+            <w:r>
+              <w:rPr>
+                <w:rFonts w:eastAsia="Calibri" w:cs="Arial" w:ascii="Arial" w:hAnsi="Arial"/>
+                <w:color w:val="C00000"/>
+                <w:kern w:val="0"/>
+                <w:sz w:val="20"/>
+                <w:szCs w:val="20"/>
+                <w:lang w:val="en-US" w:eastAsia="en-US" w:bidi="ar-SA"/>
+              </w:rPr>
+              <w:t>Reservation summary page is not cut off or altered. Special request is displayed faithfully. No html tags in the message are rendered, and the user's id is not retrieved. Emoji is faithfully reproduced.</w:t>
             </w:r>
           </w:p>
         </w:tc>
@@ -6389,6 +6511,7 @@
             <w:pPr>
               <w:pStyle w:val="Normal"/>
               <w:widowControl/>
+              <w:suppressAutoHyphens w:val="true"/>
               <w:spacing w:lineRule="auto" w:line="240" w:before="80" w:after="80"/>
               <w:jc w:val="left"/>
               <w:rPr>
@@ -6420,6 +6543,7 @@
             <w:pPr>
               <w:pStyle w:val="Normal"/>
               <w:widowControl/>
+              <w:suppressAutoHyphens w:val="true"/>
               <w:spacing w:lineRule="auto" w:line="240" w:before="80" w:after="80"/>
               <w:jc w:val="left"/>
               <w:rPr>
@@ -6449,7 +6573,7 @@
         </w:trPr>
         <w:tc>
           <w:tcPr>
-            <w:tcW w:w="1249" w:type="dxa"/>
+            <w:tcW w:w="1248" w:type="dxa"/>
             <w:tcBorders>
               <w:top w:val="nil"/>
             </w:tcBorders>
@@ -6458,6 +6582,7 @@
             <w:pPr>
               <w:pStyle w:val="Normal"/>
               <w:widowControl/>
+              <w:suppressAutoHyphens w:val="true"/>
               <w:spacing w:lineRule="auto" w:line="240" w:before="80" w:after="80"/>
               <w:jc w:val="left"/>
               <w:rPr>
@@ -6489,6 +6614,7 @@
             <w:pPr>
               <w:pStyle w:val="Normal"/>
               <w:widowControl/>
+              <w:suppressAutoHyphens w:val="true"/>
               <w:spacing w:lineRule="auto" w:line="240" w:before="80" w:after="80"/>
               <w:jc w:val="left"/>
               <w:rPr>
@@ -6513,7 +6639,7 @@
         </w:tc>
         <w:tc>
           <w:tcPr>
-            <w:tcW w:w="3931" w:type="dxa"/>
+            <w:tcW w:w="3932" w:type="dxa"/>
             <w:tcBorders>
               <w:top w:val="nil"/>
             </w:tcBorders>
@@ -6522,6 +6648,7 @@
             <w:pPr>
               <w:pStyle w:val="Normal"/>
               <w:widowControl/>
+              <w:suppressAutoHyphens w:val="true"/>
               <w:spacing w:lineRule="auto" w:line="240" w:before="80" w:after="80"/>
               <w:jc w:val="left"/>
               <w:rPr>
@@ -6555,23 +6682,22 @@
             <w:pPr>
               <w:pStyle w:val="Normal"/>
               <w:widowControl/>
-              <w:spacing w:lineRule="auto" w:line="240" w:before="80" w:after="80"/>
-              <w:jc w:val="left"/>
-              <w:rPr>
-                <w:rFonts w:ascii="Arial" w:hAnsi="Arial" w:cs="Arial"/>
-                <w:color w:val="C00000"/>
-                <w:sz w:val="20"/>
-                <w:szCs w:val="20"/>
-              </w:rPr>
-            </w:pPr>
-            <w:r>
-              <w:rPr>
-                <w:rFonts w:eastAsia="Calibri" w:cs="Arial" w:ascii="Arial" w:hAnsi="Arial"/>
-                <w:color w:val="C00000"/>
-                <w:kern w:val="0"/>
-                <w:sz w:val="20"/>
-                <w:szCs w:val="20"/>
-                <w:lang w:val="en-US" w:eastAsia="en-US" w:bidi="ar-SA"/>
+              <w:suppressAutoHyphens w:val="true"/>
+              <w:spacing w:lineRule="auto" w:line="240" w:before="80" w:after="80"/>
+              <w:jc w:val="left"/>
+              <w:rPr>
+                <w:rFonts w:ascii="Arial" w:hAnsi="Arial" w:cs="Arial"/>
+                <w:color w:val="C00000"/>
+                <w:sz w:val="20"/>
+                <w:szCs w:val="20"/>
+              </w:rPr>
+            </w:pPr>
+            <w:r>
+              <w:rPr>
+                <w:rFonts w:cs="Arial" w:ascii="Arial" w:hAnsi="Arial"/>
+                <w:color w:val="C00000"/>
+                <w:sz w:val="20"/>
+                <w:szCs w:val="20"/>
               </w:rPr>
             </w:r>
           </w:p>
@@ -6587,23 +6713,22 @@
             <w:pPr>
               <w:pStyle w:val="Normal"/>
               <w:widowControl/>
-              <w:spacing w:lineRule="auto" w:line="240" w:before="80" w:after="80"/>
-              <w:jc w:val="left"/>
-              <w:rPr>
-                <w:rFonts w:ascii="Arial" w:hAnsi="Arial" w:cs="Arial"/>
-                <w:color w:val="C00000"/>
-                <w:sz w:val="20"/>
-                <w:szCs w:val="20"/>
-              </w:rPr>
-            </w:pPr>
-            <w:r>
-              <w:rPr>
-                <w:rFonts w:eastAsia="Calibri" w:cs="Arial" w:ascii="Arial" w:hAnsi="Arial"/>
-                <w:color w:val="C00000"/>
-                <w:kern w:val="0"/>
-                <w:sz w:val="20"/>
-                <w:szCs w:val="20"/>
-                <w:lang w:val="en-US" w:eastAsia="en-US" w:bidi="ar-SA"/>
+              <w:suppressAutoHyphens w:val="true"/>
+              <w:spacing w:lineRule="auto" w:line="240" w:before="80" w:after="80"/>
+              <w:jc w:val="left"/>
+              <w:rPr>
+                <w:rFonts w:ascii="Arial" w:hAnsi="Arial" w:cs="Arial"/>
+                <w:color w:val="C00000"/>
+                <w:sz w:val="20"/>
+                <w:szCs w:val="20"/>
+              </w:rPr>
+            </w:pPr>
+            <w:r>
+              <w:rPr>
+                <w:rFonts w:cs="Arial" w:ascii="Arial" w:hAnsi="Arial"/>
+                <w:color w:val="C00000"/>
+                <w:sz w:val="20"/>
+                <w:szCs w:val="20"/>
               </w:rPr>
             </w:r>
           </w:p>
@@ -6615,13 +6740,14 @@
         </w:trPr>
         <w:tc>
           <w:tcPr>
-            <w:tcW w:w="1249" w:type="dxa"/>
-            <w:tcBorders/>
-          </w:tcPr>
-          <w:p>
-            <w:pPr>
-              <w:pStyle w:val="Normal"/>
-              <w:widowControl/>
+            <w:tcW w:w="1248" w:type="dxa"/>
+            <w:tcBorders/>
+          </w:tcPr>
+          <w:p>
+            <w:pPr>
+              <w:pStyle w:val="Normal"/>
+              <w:widowControl/>
+              <w:suppressAutoHyphens w:val="true"/>
               <w:spacing w:lineRule="auto" w:line="240" w:before="80" w:after="80"/>
               <w:jc w:val="left"/>
               <w:rPr>
@@ -6648,7 +6774,7 @@
         </w:tc>
         <w:tc>
           <w:tcPr>
-            <w:tcW w:w="11701" w:type="dxa"/>
+            <w:tcW w:w="11702" w:type="dxa"/>
             <w:gridSpan w:val="4"/>
             <w:tcBorders/>
           </w:tcPr>
@@ -6656,6 +6782,7 @@
             <w:pPr>
               <w:pStyle w:val="Normal"/>
               <w:widowControl/>
+              <w:suppressAutoHyphens w:val="true"/>
               <w:spacing w:lineRule="auto" w:line="240" w:before="80" w:after="80"/>
               <w:jc w:val="left"/>
               <w:rPr>
@@ -6769,7 +6896,7 @@
         <w:rFonts w:cs="Arial" w:ascii="Arial" w:hAnsi="Arial"/>
         <w:color w:themeColor="accent1" w:val="4472C4"/>
       </w:rPr>
-      <w:instrText xml:space="preserve"> PAGE \* ARABIC </w:instrText>
+      <w:instrText xml:space="preserve"> PAGE </w:instrText>
     </w:r>
     <w:r>
       <w:rPr>
@@ -6823,7 +6950,7 @@
         <w:rFonts w:cs="Arial" w:ascii="Arial" w:hAnsi="Arial"/>
         <w:color w:themeColor="accent1" w:val="4472C4"/>
       </w:rPr>
-      <w:instrText xml:space="preserve"> NUMPAGES \* ARABIC </w:instrText>
+      <w:instrText xml:space="preserve"> NUMPAGES </w:instrText>
     </w:r>
     <w:r>
       <w:rPr>
@@ -6911,7 +7038,7 @@
         <w:rFonts w:cs="Arial" w:ascii="Arial" w:hAnsi="Arial"/>
         <w:color w:themeColor="accent1" w:val="4472C4"/>
       </w:rPr>
-      <w:instrText xml:space="preserve"> PAGE \* ARABIC </w:instrText>
+      <w:instrText xml:space="preserve"> PAGE </w:instrText>
     </w:r>
     <w:r>
       <w:rPr>
@@ -6965,7 +7092,7 @@
         <w:rFonts w:cs="Arial" w:ascii="Arial" w:hAnsi="Arial"/>
         <w:color w:themeColor="accent1" w:val="4472C4"/>
       </w:rPr>
-      <w:instrText xml:space="preserve"> NUMPAGES \* ARABIC </w:instrText>
+      <w:instrText xml:space="preserve"> NUMPAGES </w:instrText>
     </w:r>
     <w:r>
       <w:rPr>
@@ -7477,6 +7604,7 @@
     <w:qFormat/>
     <w:pPr>
       <w:widowControl/>
+      <w:suppressAutoHyphens w:val="true"/>
       <w:bidi w:val="0"/>
       <w:spacing w:lineRule="auto" w:line="259" w:before="0" w:after="160"/>
       <w:jc w:val="left"/>
@@ -7632,6 +7760,7 @@
     <w:rsid w:val="006a45ca"/>
     <w:pPr>
       <w:widowControl/>
+      <w:suppressAutoHyphens w:val="true"/>
       <w:bidi w:val="0"/>
       <w:spacing w:lineRule="auto" w:line="240" w:before="0" w:after="0"/>
       <w:jc w:val="left"/>
